--- a/docs/API실습_교사용.docx
+++ b/docs/API실습_교사용.docx
@@ -245,7 +245,7 @@
                 <w:sz w:val="19"/>
                 <w:szCs w:val="19"/>
               </w:rPr>
-              <w:t xml:space="preserve">학교 방화벽이 open.neis.go.kr 을 막으면 활동 5~8 이 통째로 멈춥니다.</w:t>
+              <w:t xml:space="preserve">학교 방화벽이 open.neis.go.kr 을 막으면 활동 6~9 가 통째로 멈춥니다. (활동 1~5 는 그대로 됩니다)</w:t>
             </w:r>
           </w:p>
           <w:p>
@@ -660,7 +660,7 @@
                 <w:sz w:val="18"/>
                 <w:szCs w:val="18"/>
               </w:rPr>
-              <w:t xml:space="preserve">API실습_학습지.docx — 학생 1인 1부 (9쪽)</w:t>
+              <w:t xml:space="preserve">API실습_학습지.docx — 학생 1인 1부 (10쪽)</w:t>
             </w:r>
           </w:p>
         </w:tc>
@@ -1008,7 +1008,7 @@
                 <w:sz w:val="18"/>
                 <w:szCs w:val="18"/>
               </w:rPr>
-              <w:t xml:space="preserve">주소를 직접 고쳐 보게 하는 것이 핵심입니다.</w:t>
+              <w:t xml:space="preserve">★ 활동 2 가 이 수업의 열쇠입니다. 숫자 하나만 바꿔 보게 하세요.</w:t>
             </w:r>
           </w:p>
         </w:tc>
@@ -1078,7 +1078,7 @@
                 <w:sz w:val="18"/>
                 <w:szCs w:val="18"/>
               </w:rPr>
-              <w:t xml:space="preserve">활동 3~4</w:t>
+              <w:t xml:space="preserve">활동 3~5</w:t>
             </w:r>
           </w:p>
         </w:tc>
@@ -1110,7 +1110,7 @@
                 <w:sz w:val="18"/>
                 <w:szCs w:val="18"/>
               </w:rPr>
-              <w:t xml:space="preserve">JSON 경로 찾기에서 시간이 걸립니다. 짝과 함께 하게 하세요.</w:t>
+              <w:t xml:space="preserve">주소 해부 → 파라미터 → JSON. 짝과 함께 하게 하면 빠릅니다.</w:t>
             </w:r>
           </w:p>
         </w:tc>
@@ -1180,7 +1180,7 @@
                 <w:sz w:val="18"/>
                 <w:szCs w:val="18"/>
               </w:rPr>
-              <w:t xml:space="preserve">활동 5~7</w:t>
+              <w:t xml:space="preserve">활동 6~8</w:t>
             </w:r>
           </w:p>
         </w:tc>
@@ -1282,7 +1282,7 @@
                 <w:sz w:val="18"/>
                 <w:szCs w:val="18"/>
               </w:rPr>
-              <w:t xml:space="preserve">활동 8</w:t>
+              <w:t xml:space="preserve">활동 9</w:t>
             </w:r>
           </w:p>
         </w:tc>
@@ -2247,7 +2247,1564 @@
           <w:sz w:val="21"/>
           <w:szCs w:val="21"/>
         </w:rPr>
-        <w:t xml:space="preserve">활동 2 — 주소 해부하기</w:t>
+        <w:t xml:space="preserve">활동 2 — 값 하나만 바꾸기 (에듀넷)</w:t>
+      </w:r>
+    </w:p>
+    <w:p>
+      <w:pPr>
+        <w:spacing w:after="40" w:before="40" w:line="300"/>
+        <w:jc w:val="left"/>
+      </w:pPr>
+      <w:r>
+        <w:rPr>
+          <w:rFonts w:ascii="맑은 고딕" w:cs="맑은 고딕" w:eastAsia="맑은 고딕" w:hAnsi="맑은 고딕"/>
+          <w:sz w:val="19"/>
+          <w:szCs w:val="19"/>
+        </w:rPr>
+        <w:t xml:space="preserve">학생이 어떤 값을 골랐느냐에 따라 다릅니다. 아래는 clss_id 값과 건수입니다.</w:t>
+      </w:r>
+    </w:p>
+    <w:tbl>
+      <w:tblPr>
+        <w:tblW w:type="dxa" w:w="9600"/>
+        <w:tblBorders>
+          <w:top w:val="single" w:color="auto" w:sz="4"/>
+          <w:left w:val="single" w:color="auto" w:sz="4"/>
+          <w:bottom w:val="single" w:color="auto" w:sz="4"/>
+          <w:right w:val="single" w:color="auto" w:sz="4"/>
+          <w:insideH w:val="single" w:color="auto" w:sz="4"/>
+          <w:insideV w:val="single" w:color="auto" w:sz="4"/>
+        </w:tblBorders>
+      </w:tblPr>
+      <w:tblGrid>
+        <w:gridCol w:w="1500"/>
+        <w:gridCol w:w="2800"/>
+        <w:gridCol w:w="1800"/>
+        <w:gridCol w:w="3500"/>
+      </w:tblGrid>
+      <w:tr>
+        <w:trPr>
+          <w:tblHeader/>
+        </w:trPr>
+        <w:tc>
+          <w:tcPr>
+            <w:tcW w:type="dxa" w:w="1500"/>
+            <w:tcBorders>
+              <w:top w:val="single" w:color="C9D6E5" w:sz="4"/>
+              <w:left w:val="single" w:color="C9D6E5" w:sz="4"/>
+              <w:bottom w:val="single" w:color="C9D6E5" w:sz="4"/>
+              <w:right w:val="single" w:color="C9D6E5" w:sz="4"/>
+            </w:tcBorders>
+            <w:shd w:fill="E8F1FD" w:val="clear"/>
+            <w:tcMar>
+              <w:top w:type="dxa" w:w="60"/>
+              <w:left w:type="dxa" w:w="100"/>
+              <w:bottom w:type="dxa" w:w="60"/>
+              <w:right w:type="dxa" w:w="100"/>
+            </w:tcMar>
+            <w:vAlign w:val="center"/>
+          </w:tcPr>
+          <w:p>
+            <w:pPr>
+              <w:spacing w:after="0" w:before="0" w:line="300"/>
+              <w:jc w:val="center"/>
+            </w:pPr>
+            <w:r>
+              <w:rPr>
+                <w:rFonts w:ascii="맑은 고딕" w:cs="맑은 고딕" w:eastAsia="맑은 고딕" w:hAnsi="맑은 고딕"/>
+                <w:b/>
+                <w:bCs/>
+                <w:sz w:val="18"/>
+                <w:szCs w:val="18"/>
+              </w:rPr>
+              <w:t xml:space="preserve">clss_id</w:t>
+            </w:r>
+          </w:p>
+        </w:tc>
+        <w:tc>
+          <w:tcPr>
+            <w:tcW w:type="dxa" w:w="2800"/>
+            <w:tcBorders>
+              <w:top w:val="single" w:color="C9D6E5" w:sz="4"/>
+              <w:left w:val="single" w:color="C9D6E5" w:sz="4"/>
+              <w:bottom w:val="single" w:color="C9D6E5" w:sz="4"/>
+              <w:right w:val="single" w:color="C9D6E5" w:sz="4"/>
+            </w:tcBorders>
+            <w:shd w:fill="E8F1FD" w:val="clear"/>
+            <w:tcMar>
+              <w:top w:type="dxa" w:w="60"/>
+              <w:left w:type="dxa" w:w="100"/>
+              <w:bottom w:type="dxa" w:w="60"/>
+              <w:right w:type="dxa" w:w="100"/>
+            </w:tcMar>
+            <w:vAlign w:val="center"/>
+          </w:tcPr>
+          <w:p>
+            <w:pPr>
+              <w:spacing w:after="0" w:before="0" w:line="300"/>
+              <w:jc w:val="center"/>
+            </w:pPr>
+            <w:r>
+              <w:rPr>
+                <w:rFonts w:ascii="맑은 고딕" w:cs="맑은 고딕" w:eastAsia="맑은 고딕" w:hAnsi="맑은 고딕"/>
+                <w:b/>
+                <w:bCs/>
+                <w:sz w:val="18"/>
+                <w:szCs w:val="18"/>
+              </w:rPr>
+              <w:t xml:space="preserve">과목</w:t>
+            </w:r>
+          </w:p>
+        </w:tc>
+        <w:tc>
+          <w:tcPr>
+            <w:tcW w:type="dxa" w:w="1800"/>
+            <w:tcBorders>
+              <w:top w:val="single" w:color="C9D6E5" w:sz="4"/>
+              <w:left w:val="single" w:color="C9D6E5" w:sz="4"/>
+              <w:bottom w:val="single" w:color="C9D6E5" w:sz="4"/>
+              <w:right w:val="single" w:color="C9D6E5" w:sz="4"/>
+            </w:tcBorders>
+            <w:shd w:fill="E8F1FD" w:val="clear"/>
+            <w:tcMar>
+              <w:top w:type="dxa" w:w="60"/>
+              <w:left w:type="dxa" w:w="100"/>
+              <w:bottom w:type="dxa" w:w="60"/>
+              <w:right w:type="dxa" w:w="100"/>
+            </w:tcMar>
+            <w:vAlign w:val="center"/>
+          </w:tcPr>
+          <w:p>
+            <w:pPr>
+              <w:spacing w:after="0" w:before="0" w:line="300"/>
+              <w:jc w:val="center"/>
+            </w:pPr>
+            <w:r>
+              <w:rPr>
+                <w:rFonts w:ascii="맑은 고딕" w:cs="맑은 고딕" w:eastAsia="맑은 고딕" w:hAnsi="맑은 고딕"/>
+                <w:b/>
+                <w:bCs/>
+                <w:sz w:val="18"/>
+                <w:szCs w:val="18"/>
+              </w:rPr>
+              <w:t xml:space="preserve">전체 건수</w:t>
+            </w:r>
+          </w:p>
+        </w:tc>
+        <w:tc>
+          <w:tcPr>
+            <w:tcW w:type="dxa" w:w="3500"/>
+            <w:tcBorders>
+              <w:top w:val="single" w:color="C9D6E5" w:sz="4"/>
+              <w:left w:val="single" w:color="C9D6E5" w:sz="4"/>
+              <w:bottom w:val="single" w:color="C9D6E5" w:sz="4"/>
+              <w:right w:val="single" w:color="C9D6E5" w:sz="4"/>
+            </w:tcBorders>
+            <w:shd w:fill="E8F1FD" w:val="clear"/>
+            <w:tcMar>
+              <w:top w:type="dxa" w:w="60"/>
+              <w:left w:type="dxa" w:w="100"/>
+              <w:bottom w:type="dxa" w:w="60"/>
+              <w:right w:type="dxa" w:w="100"/>
+            </w:tcMar>
+            <w:vAlign w:val="center"/>
+          </w:tcPr>
+          <w:p>
+            <w:pPr>
+              <w:spacing w:after="0" w:before="0" w:line="300"/>
+              <w:jc w:val="center"/>
+            </w:pPr>
+            <w:r>
+              <w:rPr>
+                <w:rFonts w:ascii="맑은 고딕" w:cs="맑은 고딕" w:eastAsia="맑은 고딕" w:hAnsi="맑은 고딕"/>
+                <w:b/>
+                <w:bCs/>
+                <w:sz w:val="18"/>
+                <w:szCs w:val="18"/>
+              </w:rPr>
+              <w:t xml:space="preserve">비고</w:t>
+            </w:r>
+          </w:p>
+        </w:tc>
+      </w:tr>
+      <w:tr>
+        <w:trPr>
+          <w:cantSplit/>
+          <w:trHeight w:val="400" w:hRule="atLeast"/>
+        </w:trPr>
+        <w:tc>
+          <w:tcPr>
+            <w:tcW w:type="dxa" w:w="1500"/>
+            <w:tcBorders>
+              <w:top w:val="single" w:color="C9D6E5" w:sz="4"/>
+              <w:left w:val="single" w:color="C9D6E5" w:sz="4"/>
+              <w:bottom w:val="single" w:color="C9D6E5" w:sz="4"/>
+              <w:right w:val="single" w:color="C9D6E5" w:sz="4"/>
+            </w:tcBorders>
+            <w:tcMar>
+              <w:top w:type="dxa" w:w="60"/>
+              <w:left w:type="dxa" w:w="100"/>
+              <w:bottom w:type="dxa" w:w="60"/>
+              <w:right w:type="dxa" w:w="100"/>
+            </w:tcMar>
+            <w:vAlign w:val="center"/>
+          </w:tcPr>
+          <w:p>
+            <w:pPr>
+              <w:spacing w:after="0" w:before="0" w:line="300"/>
+              <w:jc w:val="left"/>
+            </w:pPr>
+            <w:r>
+              <w:rPr>
+                <w:rFonts w:ascii="맑은 고딕" w:cs="맑은 고딕" w:eastAsia="맑은 고딕" w:hAnsi="맑은 고딕"/>
+                <w:sz w:val="18"/>
+                <w:szCs w:val="18"/>
+              </w:rPr>
+              <w:t xml:space="preserve">362</w:t>
+            </w:r>
+          </w:p>
+        </w:tc>
+        <w:tc>
+          <w:tcPr>
+            <w:tcW w:type="dxa" w:w="2800"/>
+            <w:tcBorders>
+              <w:top w:val="single" w:color="C9D6E5" w:sz="4"/>
+              <w:left w:val="single" w:color="C9D6E5" w:sz="4"/>
+              <w:bottom w:val="single" w:color="C9D6E5" w:sz="4"/>
+              <w:right w:val="single" w:color="C9D6E5" w:sz="4"/>
+            </w:tcBorders>
+            <w:tcMar>
+              <w:top w:type="dxa" w:w="60"/>
+              <w:left w:type="dxa" w:w="100"/>
+              <w:bottom w:type="dxa" w:w="60"/>
+              <w:right w:type="dxa" w:w="100"/>
+            </w:tcMar>
+            <w:vAlign w:val="center"/>
+          </w:tcPr>
+          <w:p>
+            <w:pPr>
+              <w:spacing w:after="0" w:before="0" w:line="300"/>
+              <w:jc w:val="left"/>
+            </w:pPr>
+            <w:r>
+              <w:rPr>
+                <w:rFonts w:ascii="맑은 고딕" w:cs="맑은 고딕" w:eastAsia="맑은 고딕" w:hAnsi="맑은 고딕"/>
+                <w:sz w:val="18"/>
+                <w:szCs w:val="18"/>
+              </w:rPr>
+              <w:t xml:space="preserve">사회</w:t>
+            </w:r>
+          </w:p>
+        </w:tc>
+        <w:tc>
+          <w:tcPr>
+            <w:tcW w:type="dxa" w:w="1800"/>
+            <w:tcBorders>
+              <w:top w:val="single" w:color="C9D6E5" w:sz="4"/>
+              <w:left w:val="single" w:color="C9D6E5" w:sz="4"/>
+              <w:bottom w:val="single" w:color="C9D6E5" w:sz="4"/>
+              <w:right w:val="single" w:color="C9D6E5" w:sz="4"/>
+            </w:tcBorders>
+            <w:tcMar>
+              <w:top w:type="dxa" w:w="60"/>
+              <w:left w:type="dxa" w:w="100"/>
+              <w:bottom w:type="dxa" w:w="60"/>
+              <w:right w:type="dxa" w:w="100"/>
+            </w:tcMar>
+            <w:vAlign w:val="center"/>
+          </w:tcPr>
+          <w:p>
+            <w:pPr>
+              <w:spacing w:after="0" w:before="0" w:line="300"/>
+              <w:jc w:val="left"/>
+            </w:pPr>
+            <w:r>
+              <w:rPr>
+                <w:rFonts w:ascii="맑은 고딕" w:cs="맑은 고딕" w:eastAsia="맑은 고딕" w:hAnsi="맑은 고딕"/>
+                <w:sz w:val="18"/>
+                <w:szCs w:val="18"/>
+              </w:rPr>
+              <w:t xml:space="preserve">590건</w:t>
+            </w:r>
+          </w:p>
+        </w:tc>
+        <w:tc>
+          <w:tcPr>
+            <w:tcW w:type="dxa" w:w="3500"/>
+            <w:tcBorders>
+              <w:top w:val="single" w:color="C9D6E5" w:sz="4"/>
+              <w:left w:val="single" w:color="C9D6E5" w:sz="4"/>
+              <w:bottom w:val="single" w:color="C9D6E5" w:sz="4"/>
+              <w:right w:val="single" w:color="C9D6E5" w:sz="4"/>
+            </w:tcBorders>
+            <w:tcMar>
+              <w:top w:type="dxa" w:w="60"/>
+              <w:left w:type="dxa" w:w="100"/>
+              <w:bottom w:type="dxa" w:w="60"/>
+              <w:right w:type="dxa" w:w="100"/>
+            </w:tcMar>
+            <w:vAlign w:val="center"/>
+          </w:tcPr>
+          <w:p>
+            <w:pPr>
+              <w:spacing w:after="0" w:before="0" w:line="300"/>
+              <w:jc w:val="left"/>
+            </w:pPr>
+            <w:r>
+              <w:rPr>
+                <w:rFonts w:ascii="맑은 고딕" w:cs="맑은 고딕" w:eastAsia="맑은 고딕" w:hAnsi="맑은 고딕"/>
+                <w:sz w:val="18"/>
+                <w:szCs w:val="18"/>
+              </w:rPr>
+              <w:t xml:space="preserve">가장 많다 · 파일 6.0MB</w:t>
+            </w:r>
+          </w:p>
+        </w:tc>
+      </w:tr>
+      <w:tr>
+        <w:trPr>
+          <w:cantSplit/>
+          <w:trHeight w:val="400" w:hRule="atLeast"/>
+        </w:trPr>
+        <w:tc>
+          <w:tcPr>
+            <w:tcW w:type="dxa" w:w="1500"/>
+            <w:tcBorders>
+              <w:top w:val="single" w:color="C9D6E5" w:sz="4"/>
+              <w:left w:val="single" w:color="C9D6E5" w:sz="4"/>
+              <w:bottom w:val="single" w:color="C9D6E5" w:sz="4"/>
+              <w:right w:val="single" w:color="C9D6E5" w:sz="4"/>
+            </w:tcBorders>
+            <w:tcMar>
+              <w:top w:type="dxa" w:w="60"/>
+              <w:left w:type="dxa" w:w="100"/>
+              <w:bottom w:type="dxa" w:w="60"/>
+              <w:right w:type="dxa" w:w="100"/>
+            </w:tcMar>
+            <w:vAlign w:val="center"/>
+          </w:tcPr>
+          <w:p>
+            <w:pPr>
+              <w:spacing w:after="0" w:before="0" w:line="300"/>
+              <w:jc w:val="left"/>
+            </w:pPr>
+            <w:r>
+              <w:rPr>
+                <w:rFonts w:ascii="맑은 고딕" w:cs="맑은 고딕" w:eastAsia="맑은 고딕" w:hAnsi="맑은 고딕"/>
+                <w:sz w:val="18"/>
+                <w:szCs w:val="18"/>
+              </w:rPr>
+              <w:t xml:space="preserve">363</w:t>
+            </w:r>
+          </w:p>
+        </w:tc>
+        <w:tc>
+          <w:tcPr>
+            <w:tcW w:type="dxa" w:w="2800"/>
+            <w:tcBorders>
+              <w:top w:val="single" w:color="C9D6E5" w:sz="4"/>
+              <w:left w:val="single" w:color="C9D6E5" w:sz="4"/>
+              <w:bottom w:val="single" w:color="C9D6E5" w:sz="4"/>
+              <w:right w:val="single" w:color="C9D6E5" w:sz="4"/>
+            </w:tcBorders>
+            <w:tcMar>
+              <w:top w:type="dxa" w:w="60"/>
+              <w:left w:type="dxa" w:w="100"/>
+              <w:bottom w:type="dxa" w:w="60"/>
+              <w:right w:type="dxa" w:w="100"/>
+            </w:tcMar>
+            <w:vAlign w:val="center"/>
+          </w:tcPr>
+          <w:p>
+            <w:pPr>
+              <w:spacing w:after="0" w:before="0" w:line="300"/>
+              <w:jc w:val="left"/>
+            </w:pPr>
+            <w:r>
+              <w:rPr>
+                <w:rFonts w:ascii="맑은 고딕" w:cs="맑은 고딕" w:eastAsia="맑은 고딕" w:hAnsi="맑은 고딕"/>
+                <w:sz w:val="18"/>
+                <w:szCs w:val="18"/>
+              </w:rPr>
+              <w:t xml:space="preserve">과학</w:t>
+            </w:r>
+          </w:p>
+        </w:tc>
+        <w:tc>
+          <w:tcPr>
+            <w:tcW w:type="dxa" w:w="1800"/>
+            <w:tcBorders>
+              <w:top w:val="single" w:color="C9D6E5" w:sz="4"/>
+              <w:left w:val="single" w:color="C9D6E5" w:sz="4"/>
+              <w:bottom w:val="single" w:color="C9D6E5" w:sz="4"/>
+              <w:right w:val="single" w:color="C9D6E5" w:sz="4"/>
+            </w:tcBorders>
+            <w:tcMar>
+              <w:top w:type="dxa" w:w="60"/>
+              <w:left w:type="dxa" w:w="100"/>
+              <w:bottom w:type="dxa" w:w="60"/>
+              <w:right w:type="dxa" w:w="100"/>
+            </w:tcMar>
+            <w:vAlign w:val="center"/>
+          </w:tcPr>
+          <w:p>
+            <w:pPr>
+              <w:spacing w:after="0" w:before="0" w:line="300"/>
+              <w:jc w:val="left"/>
+            </w:pPr>
+            <w:r>
+              <w:rPr>
+                <w:rFonts w:ascii="맑은 고딕" w:cs="맑은 고딕" w:eastAsia="맑은 고딕" w:hAnsi="맑은 고딕"/>
+                <w:sz w:val="18"/>
+                <w:szCs w:val="18"/>
+              </w:rPr>
+              <w:t xml:space="preserve">468건</w:t>
+            </w:r>
+          </w:p>
+        </w:tc>
+        <w:tc>
+          <w:tcPr>
+            <w:tcW w:type="dxa" w:w="3500"/>
+            <w:tcBorders>
+              <w:top w:val="single" w:color="C9D6E5" w:sz="4"/>
+              <w:left w:val="single" w:color="C9D6E5" w:sz="4"/>
+              <w:bottom w:val="single" w:color="C9D6E5" w:sz="4"/>
+              <w:right w:val="single" w:color="C9D6E5" w:sz="4"/>
+            </w:tcBorders>
+            <w:tcMar>
+              <w:top w:type="dxa" w:w="60"/>
+              <w:left w:type="dxa" w:w="100"/>
+              <w:bottom w:type="dxa" w:w="60"/>
+              <w:right w:type="dxa" w:w="100"/>
+            </w:tcMar>
+            <w:vAlign w:val="center"/>
+          </w:tcPr>
+          <w:p>
+            <w:pPr>
+              <w:spacing w:after="0" w:before="0" w:line="300"/>
+              <w:jc w:val="left"/>
+            </w:pPr>
+            <w:r>
+              <w:rPr>
+                <w:rFonts w:ascii="맑은 고딕" w:cs="맑은 고딕" w:eastAsia="맑은 고딕" w:hAnsi="맑은 고딕"/>
+                <w:sz w:val="18"/>
+                <w:szCs w:val="18"/>
+              </w:rPr>
+              <w:t xml:space="preserve">파일 5.0MB</w:t>
+            </w:r>
+          </w:p>
+        </w:tc>
+      </w:tr>
+      <w:tr>
+        <w:trPr>
+          <w:cantSplit/>
+          <w:trHeight w:val="400" w:hRule="atLeast"/>
+        </w:trPr>
+        <w:tc>
+          <w:tcPr>
+            <w:tcW w:type="dxa" w:w="1500"/>
+            <w:tcBorders>
+              <w:top w:val="single" w:color="C9D6E5" w:sz="4"/>
+              <w:left w:val="single" w:color="C9D6E5" w:sz="4"/>
+              <w:bottom w:val="single" w:color="C9D6E5" w:sz="4"/>
+              <w:right w:val="single" w:color="C9D6E5" w:sz="4"/>
+            </w:tcBorders>
+            <w:tcMar>
+              <w:top w:type="dxa" w:w="60"/>
+              <w:left w:type="dxa" w:w="100"/>
+              <w:bottom w:type="dxa" w:w="60"/>
+              <w:right w:type="dxa" w:w="100"/>
+            </w:tcMar>
+            <w:vAlign w:val="center"/>
+          </w:tcPr>
+          <w:p>
+            <w:pPr>
+              <w:spacing w:after="0" w:before="0" w:line="300"/>
+              <w:jc w:val="left"/>
+            </w:pPr>
+            <w:r>
+              <w:rPr>
+                <w:rFonts w:ascii="맑은 고딕" w:cs="맑은 고딕" w:eastAsia="맑은 고딕" w:hAnsi="맑은 고딕"/>
+                <w:sz w:val="18"/>
+                <w:szCs w:val="18"/>
+              </w:rPr>
+              <w:t xml:space="preserve">75541</w:t>
+            </w:r>
+          </w:p>
+        </w:tc>
+        <w:tc>
+          <w:tcPr>
+            <w:tcW w:type="dxa" w:w="2800"/>
+            <w:tcBorders>
+              <w:top w:val="single" w:color="C9D6E5" w:sz="4"/>
+              <w:left w:val="single" w:color="C9D6E5" w:sz="4"/>
+              <w:bottom w:val="single" w:color="C9D6E5" w:sz="4"/>
+              <w:right w:val="single" w:color="C9D6E5" w:sz="4"/>
+            </w:tcBorders>
+            <w:tcMar>
+              <w:top w:type="dxa" w:w="60"/>
+              <w:left w:type="dxa" w:w="100"/>
+              <w:bottom w:type="dxa" w:w="60"/>
+              <w:right w:type="dxa" w:w="100"/>
+            </w:tcMar>
+            <w:vAlign w:val="center"/>
+          </w:tcPr>
+          <w:p>
+            <w:pPr>
+              <w:spacing w:after="0" w:before="0" w:line="300"/>
+              <w:jc w:val="left"/>
+            </w:pPr>
+            <w:r>
+              <w:rPr>
+                <w:rFonts w:ascii="맑은 고딕" w:cs="맑은 고딕" w:eastAsia="맑은 고딕" w:hAnsi="맑은 고딕"/>
+                <w:sz w:val="18"/>
+                <w:szCs w:val="18"/>
+              </w:rPr>
+              <w:t xml:space="preserve">음악</w:t>
+            </w:r>
+          </w:p>
+        </w:tc>
+        <w:tc>
+          <w:tcPr>
+            <w:tcW w:type="dxa" w:w="1800"/>
+            <w:tcBorders>
+              <w:top w:val="single" w:color="C9D6E5" w:sz="4"/>
+              <w:left w:val="single" w:color="C9D6E5" w:sz="4"/>
+              <w:bottom w:val="single" w:color="C9D6E5" w:sz="4"/>
+              <w:right w:val="single" w:color="C9D6E5" w:sz="4"/>
+            </w:tcBorders>
+            <w:tcMar>
+              <w:top w:type="dxa" w:w="60"/>
+              <w:left w:type="dxa" w:w="100"/>
+              <w:bottom w:type="dxa" w:w="60"/>
+              <w:right w:type="dxa" w:w="100"/>
+            </w:tcMar>
+            <w:vAlign w:val="center"/>
+          </w:tcPr>
+          <w:p>
+            <w:pPr>
+              <w:spacing w:after="0" w:before="0" w:line="300"/>
+              <w:jc w:val="left"/>
+            </w:pPr>
+            <w:r>
+              <w:rPr>
+                <w:rFonts w:ascii="맑은 고딕" w:cs="맑은 고딕" w:eastAsia="맑은 고딕" w:hAnsi="맑은 고딕"/>
+                <w:sz w:val="18"/>
+                <w:szCs w:val="18"/>
+              </w:rPr>
+              <w:t xml:space="preserve">89건</w:t>
+            </w:r>
+          </w:p>
+        </w:tc>
+        <w:tc>
+          <w:tcPr>
+            <w:tcW w:type="dxa" w:w="3500"/>
+            <w:tcBorders>
+              <w:top w:val="single" w:color="C9D6E5" w:sz="4"/>
+              <w:left w:val="single" w:color="C9D6E5" w:sz="4"/>
+              <w:bottom w:val="single" w:color="C9D6E5" w:sz="4"/>
+              <w:right w:val="single" w:color="C9D6E5" w:sz="4"/>
+            </w:tcBorders>
+            <w:tcMar>
+              <w:top w:type="dxa" w:w="60"/>
+              <w:left w:type="dxa" w:w="100"/>
+              <w:bottom w:type="dxa" w:w="60"/>
+              <w:right w:type="dxa" w:w="100"/>
+            </w:tcMar>
+            <w:vAlign w:val="center"/>
+          </w:tcPr>
+          <w:p>
+            <w:pPr>
+              <w:spacing w:after="0" w:before="0" w:line="300"/>
+              <w:jc w:val="left"/>
+            </w:pPr>
+            <w:r>
+              <w:rPr>
+                <w:rFonts w:ascii="맑은 고딕" w:cs="맑은 고딕" w:eastAsia="맑은 고딕" w:hAnsi="맑은 고딕"/>
+                <w:sz w:val="18"/>
+                <w:szCs w:val="18"/>
+              </w:rPr>
+              <w:t xml:space="preserve"/>
+            </w:r>
+          </w:p>
+        </w:tc>
+      </w:tr>
+      <w:tr>
+        <w:trPr>
+          <w:cantSplit/>
+          <w:trHeight w:val="400" w:hRule="atLeast"/>
+        </w:trPr>
+        <w:tc>
+          <w:tcPr>
+            <w:tcW w:type="dxa" w:w="1500"/>
+            <w:tcBorders>
+              <w:top w:val="single" w:color="C9D6E5" w:sz="4"/>
+              <w:left w:val="single" w:color="C9D6E5" w:sz="4"/>
+              <w:bottom w:val="single" w:color="C9D6E5" w:sz="4"/>
+              <w:right w:val="single" w:color="C9D6E5" w:sz="4"/>
+            </w:tcBorders>
+            <w:tcMar>
+              <w:top w:type="dxa" w:w="60"/>
+              <w:left w:type="dxa" w:w="100"/>
+              <w:bottom w:type="dxa" w:w="60"/>
+              <w:right w:type="dxa" w:w="100"/>
+            </w:tcMar>
+            <w:vAlign w:val="center"/>
+          </w:tcPr>
+          <w:p>
+            <w:pPr>
+              <w:spacing w:after="0" w:before="0" w:line="300"/>
+              <w:jc w:val="left"/>
+            </w:pPr>
+            <w:r>
+              <w:rPr>
+                <w:rFonts w:ascii="맑은 고딕" w:cs="맑은 고딕" w:eastAsia="맑은 고딕" w:hAnsi="맑은 고딕"/>
+                <w:sz w:val="18"/>
+                <w:szCs w:val="18"/>
+              </w:rPr>
+              <w:t xml:space="preserve">75542</w:t>
+            </w:r>
+          </w:p>
+        </w:tc>
+        <w:tc>
+          <w:tcPr>
+            <w:tcW w:type="dxa" w:w="2800"/>
+            <w:tcBorders>
+              <w:top w:val="single" w:color="C9D6E5" w:sz="4"/>
+              <w:left w:val="single" w:color="C9D6E5" w:sz="4"/>
+              <w:bottom w:val="single" w:color="C9D6E5" w:sz="4"/>
+              <w:right w:val="single" w:color="C9D6E5" w:sz="4"/>
+            </w:tcBorders>
+            <w:tcMar>
+              <w:top w:type="dxa" w:w="60"/>
+              <w:left w:type="dxa" w:w="100"/>
+              <w:bottom w:type="dxa" w:w="60"/>
+              <w:right w:type="dxa" w:w="100"/>
+            </w:tcMar>
+            <w:vAlign w:val="center"/>
+          </w:tcPr>
+          <w:p>
+            <w:pPr>
+              <w:spacing w:after="0" w:before="0" w:line="300"/>
+              <w:jc w:val="left"/>
+            </w:pPr>
+            <w:r>
+              <w:rPr>
+                <w:rFonts w:ascii="맑은 고딕" w:cs="맑은 고딕" w:eastAsia="맑은 고딕" w:hAnsi="맑은 고딕"/>
+                <w:sz w:val="18"/>
+                <w:szCs w:val="18"/>
+              </w:rPr>
+              <w:t xml:space="preserve">미술</w:t>
+            </w:r>
+          </w:p>
+        </w:tc>
+        <w:tc>
+          <w:tcPr>
+            <w:tcW w:type="dxa" w:w="1800"/>
+            <w:tcBorders>
+              <w:top w:val="single" w:color="C9D6E5" w:sz="4"/>
+              <w:left w:val="single" w:color="C9D6E5" w:sz="4"/>
+              <w:bottom w:val="single" w:color="C9D6E5" w:sz="4"/>
+              <w:right w:val="single" w:color="C9D6E5" w:sz="4"/>
+            </w:tcBorders>
+            <w:tcMar>
+              <w:top w:type="dxa" w:w="60"/>
+              <w:left w:type="dxa" w:w="100"/>
+              <w:bottom w:type="dxa" w:w="60"/>
+              <w:right w:type="dxa" w:w="100"/>
+            </w:tcMar>
+            <w:vAlign w:val="center"/>
+          </w:tcPr>
+          <w:p>
+            <w:pPr>
+              <w:spacing w:after="0" w:before="0" w:line="300"/>
+              <w:jc w:val="left"/>
+            </w:pPr>
+            <w:r>
+              <w:rPr>
+                <w:rFonts w:ascii="맑은 고딕" w:cs="맑은 고딕" w:eastAsia="맑은 고딕" w:hAnsi="맑은 고딕"/>
+                <w:sz w:val="18"/>
+                <w:szCs w:val="18"/>
+              </w:rPr>
+              <w:t xml:space="preserve">92건</w:t>
+            </w:r>
+          </w:p>
+        </w:tc>
+        <w:tc>
+          <w:tcPr>
+            <w:tcW w:type="dxa" w:w="3500"/>
+            <w:tcBorders>
+              <w:top w:val="single" w:color="C9D6E5" w:sz="4"/>
+              <w:left w:val="single" w:color="C9D6E5" w:sz="4"/>
+              <w:bottom w:val="single" w:color="C9D6E5" w:sz="4"/>
+              <w:right w:val="single" w:color="C9D6E5" w:sz="4"/>
+            </w:tcBorders>
+            <w:tcMar>
+              <w:top w:type="dxa" w:w="60"/>
+              <w:left w:type="dxa" w:w="100"/>
+              <w:bottom w:type="dxa" w:w="60"/>
+              <w:right w:type="dxa" w:w="100"/>
+            </w:tcMar>
+            <w:vAlign w:val="center"/>
+          </w:tcPr>
+          <w:p>
+            <w:pPr>
+              <w:spacing w:after="0" w:before="0" w:line="300"/>
+              <w:jc w:val="left"/>
+            </w:pPr>
+            <w:r>
+              <w:rPr>
+                <w:rFonts w:ascii="맑은 고딕" w:cs="맑은 고딕" w:eastAsia="맑은 고딕" w:hAnsi="맑은 고딕"/>
+                <w:sz w:val="18"/>
+                <w:szCs w:val="18"/>
+              </w:rPr>
+              <w:t xml:space="preserve"/>
+            </w:r>
+          </w:p>
+        </w:tc>
+      </w:tr>
+      <w:tr>
+        <w:trPr>
+          <w:cantSplit/>
+          <w:trHeight w:val="400" w:hRule="atLeast"/>
+        </w:trPr>
+        <w:tc>
+          <w:tcPr>
+            <w:tcW w:type="dxa" w:w="1500"/>
+            <w:tcBorders>
+              <w:top w:val="single" w:color="C9D6E5" w:sz="4"/>
+              <w:left w:val="single" w:color="C9D6E5" w:sz="4"/>
+              <w:bottom w:val="single" w:color="C9D6E5" w:sz="4"/>
+              <w:right w:val="single" w:color="C9D6E5" w:sz="4"/>
+            </w:tcBorders>
+            <w:tcMar>
+              <w:top w:type="dxa" w:w="60"/>
+              <w:left w:type="dxa" w:w="100"/>
+              <w:bottom w:type="dxa" w:w="60"/>
+              <w:right w:type="dxa" w:w="100"/>
+            </w:tcMar>
+            <w:vAlign w:val="center"/>
+          </w:tcPr>
+          <w:p>
+            <w:pPr>
+              <w:spacing w:after="0" w:before="0" w:line="300"/>
+              <w:jc w:val="left"/>
+            </w:pPr>
+            <w:r>
+              <w:rPr>
+                <w:rFonts w:ascii="맑은 고딕" w:cs="맑은 고딕" w:eastAsia="맑은 고딕" w:hAnsi="맑은 고딕"/>
+                <w:sz w:val="18"/>
+                <w:szCs w:val="18"/>
+              </w:rPr>
+              <w:t xml:space="preserve">75543</w:t>
+            </w:r>
+          </w:p>
+        </w:tc>
+        <w:tc>
+          <w:tcPr>
+            <w:tcW w:type="dxa" w:w="2800"/>
+            <w:tcBorders>
+              <w:top w:val="single" w:color="C9D6E5" w:sz="4"/>
+              <w:left w:val="single" w:color="C9D6E5" w:sz="4"/>
+              <w:bottom w:val="single" w:color="C9D6E5" w:sz="4"/>
+              <w:right w:val="single" w:color="C9D6E5" w:sz="4"/>
+            </w:tcBorders>
+            <w:tcMar>
+              <w:top w:type="dxa" w:w="60"/>
+              <w:left w:type="dxa" w:w="100"/>
+              <w:bottom w:type="dxa" w:w="60"/>
+              <w:right w:type="dxa" w:w="100"/>
+            </w:tcMar>
+            <w:vAlign w:val="center"/>
+          </w:tcPr>
+          <w:p>
+            <w:pPr>
+              <w:spacing w:after="0" w:before="0" w:line="300"/>
+              <w:jc w:val="left"/>
+            </w:pPr>
+            <w:r>
+              <w:rPr>
+                <w:rFonts w:ascii="맑은 고딕" w:cs="맑은 고딕" w:eastAsia="맑은 고딕" w:hAnsi="맑은 고딕"/>
+                <w:sz w:val="18"/>
+                <w:szCs w:val="18"/>
+              </w:rPr>
+              <w:t xml:space="preserve">체육</w:t>
+            </w:r>
+          </w:p>
+        </w:tc>
+        <w:tc>
+          <w:tcPr>
+            <w:tcW w:type="dxa" w:w="1800"/>
+            <w:tcBorders>
+              <w:top w:val="single" w:color="C9D6E5" w:sz="4"/>
+              <w:left w:val="single" w:color="C9D6E5" w:sz="4"/>
+              <w:bottom w:val="single" w:color="C9D6E5" w:sz="4"/>
+              <w:right w:val="single" w:color="C9D6E5" w:sz="4"/>
+            </w:tcBorders>
+            <w:tcMar>
+              <w:top w:type="dxa" w:w="60"/>
+              <w:left w:type="dxa" w:w="100"/>
+              <w:bottom w:type="dxa" w:w="60"/>
+              <w:right w:type="dxa" w:w="100"/>
+            </w:tcMar>
+            <w:vAlign w:val="center"/>
+          </w:tcPr>
+          <w:p>
+            <w:pPr>
+              <w:spacing w:after="0" w:before="0" w:line="300"/>
+              <w:jc w:val="left"/>
+            </w:pPr>
+            <w:r>
+              <w:rPr>
+                <w:rFonts w:ascii="맑은 고딕" w:cs="맑은 고딕" w:eastAsia="맑은 고딕" w:hAnsi="맑은 고딕"/>
+                <w:sz w:val="18"/>
+                <w:szCs w:val="18"/>
+              </w:rPr>
+              <w:t xml:space="preserve">87건</w:t>
+            </w:r>
+          </w:p>
+        </w:tc>
+        <w:tc>
+          <w:tcPr>
+            <w:tcW w:type="dxa" w:w="3500"/>
+            <w:tcBorders>
+              <w:top w:val="single" w:color="C9D6E5" w:sz="4"/>
+              <w:left w:val="single" w:color="C9D6E5" w:sz="4"/>
+              <w:bottom w:val="single" w:color="C9D6E5" w:sz="4"/>
+              <w:right w:val="single" w:color="C9D6E5" w:sz="4"/>
+            </w:tcBorders>
+            <w:tcMar>
+              <w:top w:type="dxa" w:w="60"/>
+              <w:left w:type="dxa" w:w="100"/>
+              <w:bottom w:type="dxa" w:w="60"/>
+              <w:right w:type="dxa" w:w="100"/>
+            </w:tcMar>
+            <w:vAlign w:val="center"/>
+          </w:tcPr>
+          <w:p>
+            <w:pPr>
+              <w:spacing w:after="0" w:before="0" w:line="300"/>
+              <w:jc w:val="left"/>
+            </w:pPr>
+            <w:r>
+              <w:rPr>
+                <w:rFonts w:ascii="맑은 고딕" w:cs="맑은 고딕" w:eastAsia="맑은 고딕" w:hAnsi="맑은 고딕"/>
+                <w:sz w:val="18"/>
+                <w:szCs w:val="18"/>
+              </w:rPr>
+              <w:t xml:space="preserve">앱의 기본값 (자료가 작다)</w:t>
+            </w:r>
+          </w:p>
+        </w:tc>
+      </w:tr>
+      <w:tr>
+        <w:trPr>
+          <w:cantSplit/>
+          <w:trHeight w:val="400" w:hRule="atLeast"/>
+        </w:trPr>
+        <w:tc>
+          <w:tcPr>
+            <w:tcW w:type="dxa" w:w="1500"/>
+            <w:tcBorders>
+              <w:top w:val="single" w:color="C9D6E5" w:sz="4"/>
+              <w:left w:val="single" w:color="C9D6E5" w:sz="4"/>
+              <w:bottom w:val="single" w:color="C9D6E5" w:sz="4"/>
+              <w:right w:val="single" w:color="C9D6E5" w:sz="4"/>
+            </w:tcBorders>
+            <w:tcMar>
+              <w:top w:type="dxa" w:w="60"/>
+              <w:left w:type="dxa" w:w="100"/>
+              <w:bottom w:type="dxa" w:w="60"/>
+              <w:right w:type="dxa" w:w="100"/>
+            </w:tcMar>
+            <w:vAlign w:val="center"/>
+          </w:tcPr>
+          <w:p>
+            <w:pPr>
+              <w:spacing w:after="0" w:before="0" w:line="300"/>
+              <w:jc w:val="left"/>
+            </w:pPr>
+            <w:r>
+              <w:rPr>
+                <w:rFonts w:ascii="맑은 고딕" w:cs="맑은 고딕" w:eastAsia="맑은 고딕" w:hAnsi="맑은 고딕"/>
+                <w:sz w:val="18"/>
+                <w:szCs w:val="18"/>
+              </w:rPr>
+              <w:t xml:space="preserve">75544</w:t>
+            </w:r>
+          </w:p>
+        </w:tc>
+        <w:tc>
+          <w:tcPr>
+            <w:tcW w:type="dxa" w:w="2800"/>
+            <w:tcBorders>
+              <w:top w:val="single" w:color="C9D6E5" w:sz="4"/>
+              <w:left w:val="single" w:color="C9D6E5" w:sz="4"/>
+              <w:bottom w:val="single" w:color="C9D6E5" w:sz="4"/>
+              <w:right w:val="single" w:color="C9D6E5" w:sz="4"/>
+            </w:tcBorders>
+            <w:tcMar>
+              <w:top w:type="dxa" w:w="60"/>
+              <w:left w:type="dxa" w:w="100"/>
+              <w:bottom w:type="dxa" w:w="60"/>
+              <w:right w:type="dxa" w:w="100"/>
+            </w:tcMar>
+            <w:vAlign w:val="center"/>
+          </w:tcPr>
+          <w:p>
+            <w:pPr>
+              <w:spacing w:after="0" w:before="0" w:line="300"/>
+              <w:jc w:val="left"/>
+            </w:pPr>
+            <w:r>
+              <w:rPr>
+                <w:rFonts w:ascii="맑은 고딕" w:cs="맑은 고딕" w:eastAsia="맑은 고딕" w:hAnsi="맑은 고딕"/>
+                <w:sz w:val="18"/>
+                <w:szCs w:val="18"/>
+              </w:rPr>
+              <w:t xml:space="preserve">기술·가정·실과</w:t>
+            </w:r>
+          </w:p>
+        </w:tc>
+        <w:tc>
+          <w:tcPr>
+            <w:tcW w:type="dxa" w:w="1800"/>
+            <w:tcBorders>
+              <w:top w:val="single" w:color="C9D6E5" w:sz="4"/>
+              <w:left w:val="single" w:color="C9D6E5" w:sz="4"/>
+              <w:bottom w:val="single" w:color="C9D6E5" w:sz="4"/>
+              <w:right w:val="single" w:color="C9D6E5" w:sz="4"/>
+            </w:tcBorders>
+            <w:tcMar>
+              <w:top w:type="dxa" w:w="60"/>
+              <w:left w:type="dxa" w:w="100"/>
+              <w:bottom w:type="dxa" w:w="60"/>
+              <w:right w:type="dxa" w:w="100"/>
+            </w:tcMar>
+            <w:vAlign w:val="center"/>
+          </w:tcPr>
+          <w:p>
+            <w:pPr>
+              <w:spacing w:after="0" w:before="0" w:line="300"/>
+              <w:jc w:val="left"/>
+            </w:pPr>
+            <w:r>
+              <w:rPr>
+                <w:rFonts w:ascii="맑은 고딕" w:cs="맑은 고딕" w:eastAsia="맑은 고딕" w:hAnsi="맑은 고딕"/>
+                <w:sz w:val="18"/>
+                <w:szCs w:val="18"/>
+              </w:rPr>
+              <w:t xml:space="preserve">94건</w:t>
+            </w:r>
+          </w:p>
+        </w:tc>
+        <w:tc>
+          <w:tcPr>
+            <w:tcW w:type="dxa" w:w="3500"/>
+            <w:tcBorders>
+              <w:top w:val="single" w:color="C9D6E5" w:sz="4"/>
+              <w:left w:val="single" w:color="C9D6E5" w:sz="4"/>
+              <w:bottom w:val="single" w:color="C9D6E5" w:sz="4"/>
+              <w:right w:val="single" w:color="C9D6E5" w:sz="4"/>
+            </w:tcBorders>
+            <w:tcMar>
+              <w:top w:type="dxa" w:w="60"/>
+              <w:left w:type="dxa" w:w="100"/>
+              <w:bottom w:type="dxa" w:w="60"/>
+              <w:right w:type="dxa" w:w="100"/>
+            </w:tcMar>
+            <w:vAlign w:val="center"/>
+          </w:tcPr>
+          <w:p>
+            <w:pPr>
+              <w:spacing w:after="0" w:before="0" w:line="300"/>
+              <w:jc w:val="left"/>
+            </w:pPr>
+            <w:r>
+              <w:rPr>
+                <w:rFonts w:ascii="맑은 고딕" w:cs="맑은 고딕" w:eastAsia="맑은 고딕" w:hAnsi="맑은 고딕"/>
+                <w:sz w:val="18"/>
+                <w:szCs w:val="18"/>
+              </w:rPr>
+              <w:t xml:space="preserve"/>
+            </w:r>
+          </w:p>
+        </w:tc>
+      </w:tr>
+      <w:tr>
+        <w:trPr>
+          <w:cantSplit/>
+          <w:trHeight w:val="400" w:hRule="atLeast"/>
+        </w:trPr>
+        <w:tc>
+          <w:tcPr>
+            <w:tcW w:type="dxa" w:w="1500"/>
+            <w:tcBorders>
+              <w:top w:val="single" w:color="C9D6E5" w:sz="4"/>
+              <w:left w:val="single" w:color="C9D6E5" w:sz="4"/>
+              <w:bottom w:val="single" w:color="C9D6E5" w:sz="4"/>
+              <w:right w:val="single" w:color="C9D6E5" w:sz="4"/>
+            </w:tcBorders>
+            <w:tcMar>
+              <w:top w:type="dxa" w:w="60"/>
+              <w:left w:type="dxa" w:w="100"/>
+              <w:bottom w:type="dxa" w:w="60"/>
+              <w:right w:type="dxa" w:w="100"/>
+            </w:tcMar>
+            <w:vAlign w:val="center"/>
+          </w:tcPr>
+          <w:p>
+            <w:pPr>
+              <w:spacing w:after="0" w:before="0" w:line="300"/>
+              <w:jc w:val="left"/>
+            </w:pPr>
+            <w:r>
+              <w:rPr>
+                <w:rFonts w:ascii="맑은 고딕" w:cs="맑은 고딕" w:eastAsia="맑은 고딕" w:hAnsi="맑은 고딕"/>
+                <w:sz w:val="18"/>
+                <w:szCs w:val="18"/>
+              </w:rPr>
+              <w:t xml:space="preserve">89162</w:t>
+            </w:r>
+          </w:p>
+        </w:tc>
+        <w:tc>
+          <w:tcPr>
+            <w:tcW w:type="dxa" w:w="2800"/>
+            <w:tcBorders>
+              <w:top w:val="single" w:color="C9D6E5" w:sz="4"/>
+              <w:left w:val="single" w:color="C9D6E5" w:sz="4"/>
+              <w:bottom w:val="single" w:color="C9D6E5" w:sz="4"/>
+              <w:right w:val="single" w:color="C9D6E5" w:sz="4"/>
+            </w:tcBorders>
+            <w:tcMar>
+              <w:top w:type="dxa" w:w="60"/>
+              <w:left w:type="dxa" w:w="100"/>
+              <w:bottom w:type="dxa" w:w="60"/>
+              <w:right w:type="dxa" w:w="100"/>
+            </w:tcMar>
+            <w:vAlign w:val="center"/>
+          </w:tcPr>
+          <w:p>
+            <w:pPr>
+              <w:spacing w:after="0" w:before="0" w:line="300"/>
+              <w:jc w:val="left"/>
+            </w:pPr>
+            <w:r>
+              <w:rPr>
+                <w:rFonts w:ascii="맑은 고딕" w:cs="맑은 고딕" w:eastAsia="맑은 고딕" w:hAnsi="맑은 고딕"/>
+                <w:sz w:val="18"/>
+                <w:szCs w:val="18"/>
+              </w:rPr>
+              <w:t xml:space="preserve">범교과 학습 주제</w:t>
+            </w:r>
+          </w:p>
+        </w:tc>
+        <w:tc>
+          <w:tcPr>
+            <w:tcW w:type="dxa" w:w="1800"/>
+            <w:tcBorders>
+              <w:top w:val="single" w:color="C9D6E5" w:sz="4"/>
+              <w:left w:val="single" w:color="C9D6E5" w:sz="4"/>
+              <w:bottom w:val="single" w:color="C9D6E5" w:sz="4"/>
+              <w:right w:val="single" w:color="C9D6E5" w:sz="4"/>
+            </w:tcBorders>
+            <w:tcMar>
+              <w:top w:type="dxa" w:w="60"/>
+              <w:left w:type="dxa" w:w="100"/>
+              <w:bottom w:type="dxa" w:w="60"/>
+              <w:right w:type="dxa" w:w="100"/>
+            </w:tcMar>
+            <w:vAlign w:val="center"/>
+          </w:tcPr>
+          <w:p>
+            <w:pPr>
+              <w:spacing w:after="0" w:before="0" w:line="300"/>
+              <w:jc w:val="left"/>
+            </w:pPr>
+            <w:r>
+              <w:rPr>
+                <w:rFonts w:ascii="맑은 고딕" w:cs="맑은 고딕" w:eastAsia="맑은 고딕" w:hAnsi="맑은 고딕"/>
+                <w:sz w:val="18"/>
+                <w:szCs w:val="18"/>
+              </w:rPr>
+              <w:t xml:space="preserve">250건</w:t>
+            </w:r>
+          </w:p>
+        </w:tc>
+        <w:tc>
+          <w:tcPr>
+            <w:tcW w:type="dxa" w:w="3500"/>
+            <w:tcBorders>
+              <w:top w:val="single" w:color="C9D6E5" w:sz="4"/>
+              <w:left w:val="single" w:color="C9D6E5" w:sz="4"/>
+              <w:bottom w:val="single" w:color="C9D6E5" w:sz="4"/>
+              <w:right w:val="single" w:color="C9D6E5" w:sz="4"/>
+            </w:tcBorders>
+            <w:tcMar>
+              <w:top w:type="dxa" w:w="60"/>
+              <w:left w:type="dxa" w:w="100"/>
+              <w:bottom w:type="dxa" w:w="60"/>
+              <w:right w:type="dxa" w:w="100"/>
+            </w:tcMar>
+            <w:vAlign w:val="center"/>
+          </w:tcPr>
+          <w:p>
+            <w:pPr>
+              <w:spacing w:after="0" w:before="0" w:line="300"/>
+              <w:jc w:val="left"/>
+            </w:pPr>
+            <w:r>
+              <w:rPr>
+                <w:rFonts w:ascii="맑은 고딕" w:cs="맑은 고딕" w:eastAsia="맑은 고딕" w:hAnsi="맑은 고딕"/>
+                <w:sz w:val="18"/>
+                <w:szCs w:val="18"/>
+              </w:rPr>
+              <w:t xml:space="preserve"/>
+            </w:r>
+          </w:p>
+        </w:tc>
+      </w:tr>
+    </w:tbl>
+    <w:p>
+      <w:pPr>
+        <w:spacing w:after="80" w:before="0"/>
+      </w:pPr>
+    </w:p>
+    <w:p>
+      <w:pPr>
+        <w:spacing w:after="40" w:before="40" w:line="300"/>
+        <w:jc w:val="left"/>
+      </w:pPr>
+      <w:r>
+        <w:rPr>
+          <w:rFonts w:ascii="맑은 고딕" w:cs="맑은 고딕" w:eastAsia="맑은 고딕" w:hAnsi="맑은 고딕"/>
+          <w:b/>
+          <w:bCs/>
+          <w:sz w:val="19"/>
+          <w:szCs w:val="19"/>
+        </w:rPr>
+        <w:t xml:space="preserve">파라미터의 이름 = </w:t>
+      </w:r>
+      <w:r>
+        <w:rPr>
+          <w:rFonts w:ascii="Consolas" w:cs="Consolas" w:eastAsia="Consolas" w:hAnsi="Consolas"/>
+          <w:sz w:val="19"/>
+          <w:szCs w:val="19"/>
+        </w:rPr>
+        <w:t xml:space="preserve">clss_id</w:t>
+      </w:r>
+      <w:r>
+        <w:rPr>
+          <w:rFonts w:ascii="맑은 고딕" w:cs="맑은 고딕" w:eastAsia="맑은 고딕" w:hAnsi="맑은 고딕"/>
+          <w:sz w:val="19"/>
+          <w:szCs w:val="19"/>
+        </w:rPr>
+        <w:t xml:space="preserve">   ·   값 = 362 · 363 · 75541 … 일곱 가지</w:t>
+      </w:r>
+    </w:p>
+    <w:p>
+      <w:pPr>
+        <w:spacing w:after="40" w:before="40" w:line="300"/>
+        <w:jc w:val="left"/>
+      </w:pPr>
+      <w:r>
+        <w:rPr>
+          <w:rFonts w:ascii="맑은 고딕" w:cs="맑은 고딕" w:eastAsia="맑은 고딕" w:hAnsi="맑은 고딕"/>
+          <w:b/>
+          <w:bCs/>
+          <w:sz w:val="19"/>
+          <w:szCs w:val="19"/>
+        </w:rPr>
+        <w:t xml:space="preserve">왜 결과가 달라지나 — </w:t>
+      </w:r>
+      <w:r>
+        <w:rPr>
+          <w:rFonts w:ascii="맑은 고딕" w:cs="맑은 고딕" w:eastAsia="맑은 고딕" w:hAnsi="맑은 고딕"/>
+          <w:sz w:val="19"/>
+          <w:szCs w:val="19"/>
+        </w:rPr>
+        <w:t xml:space="preserve">서버는 조건을 보고 그에 맞는 자료를 찾아 줍니다. 주소를 바꾸는 것이 곧 「다른 것을 물어보는 것」입니다.</w:t>
+      </w:r>
+    </w:p>
+    <w:p>
+      <w:pPr>
+        <w:spacing w:after="100" w:before="0"/>
+      </w:pPr>
+    </w:p>
+    <w:tbl>
+      <w:tblPr>
+        <w:tblW w:type="dxa" w:w="9600"/>
+        <w:tblBorders>
+          <w:top w:val="none" w:color="FFFFFF" w:sz="0"/>
+          <w:left w:val="none" w:color="FFFFFF" w:sz="0"/>
+          <w:bottom w:val="none" w:color="FFFFFF" w:sz="0"/>
+          <w:right w:val="none" w:color="FFFFFF" w:sz="0"/>
+          <w:insideH w:val="single" w:color="auto" w:sz="4"/>
+          <w:insideV w:val="single" w:color="auto" w:sz="4"/>
+        </w:tblBorders>
+      </w:tblPr>
+      <w:tblGrid>
+        <w:gridCol w:w="9600"/>
+      </w:tblGrid>
+      <w:tr>
+        <w:tc>
+          <w:tcPr>
+            <w:tcW w:type="dxa" w:w="9600"/>
+            <w:tcBorders>
+              <w:top w:val="none" w:color="FFFFFF" w:sz="0"/>
+              <w:left w:val="single" w:color="D9A441" w:sz="18"/>
+              <w:bottom w:val="none" w:color="FFFFFF" w:sz="0"/>
+              <w:right w:val="none" w:color="FFFFFF" w:sz="0"/>
+            </w:tcBorders>
+            <w:shd w:fill="FFF8E1" w:val="clear"/>
+            <w:tcMar>
+              <w:top w:type="dxa" w:w="110"/>
+              <w:left w:type="dxa" w:w="160"/>
+              <w:bottom w:type="dxa" w:w="110"/>
+              <w:right w:type="dxa" w:w="160"/>
+            </w:tcMar>
+          </w:tcPr>
+          <w:p>
+            <w:pPr>
+              <w:spacing w:after="40" w:before="0" w:line="300"/>
+              <w:jc w:val="left"/>
+            </w:pPr>
+            <w:r>
+              <w:rPr>
+                <w:rFonts w:ascii="맑은 고딕" w:cs="맑은 고딕" w:eastAsia="맑은 고딕" w:hAnsi="맑은 고딕"/>
+                <w:b/>
+                <w:bCs/>
+                <w:sz w:val="20"/>
+                <w:szCs w:val="20"/>
+              </w:rPr>
+              <w:t xml:space="preserve">★ 왜 진짜로는 못 부르나 — 지도 포인트</w:t>
+            </w:r>
+          </w:p>
+          <w:p>
+            <w:pPr>
+              <w:spacing w:after="20" w:before="20" w:line="300"/>
+              <w:jc w:val="left"/>
+            </w:pPr>
+            <w:r>
+              <w:rPr>
+                <w:rFonts w:ascii="맑은 고딕" w:cs="맑은 고딕" w:eastAsia="맑은 고딕" w:hAnsi="맑은 고딕"/>
+                <w:sz w:val="19"/>
+                <w:szCs w:val="19"/>
+              </w:rPr>
+              <w:t xml:space="preserve">학생이 [진짜로 불러 보면 어떻게 될까?] 를 누르면 「Failed to fetch」 로 실패합니다.</w:t>
+            </w:r>
+          </w:p>
+          <w:p>
+            <w:pPr>
+              <w:spacing w:after="20" w:before="40" w:line="300"/>
+              <w:jc w:val="left"/>
+            </w:pPr>
+            <w:r>
+              <w:rPr>
+                <w:rFonts w:ascii="맑은 고딕" w:cs="맑은 고딕" w:eastAsia="맑은 고딕" w:hAnsi="맑은 고딕"/>
+                <w:b/>
+                <w:bCs/>
+                <w:sz w:val="19"/>
+                <w:szCs w:val="19"/>
+              </w:rPr>
+              <w:t xml:space="preserve">까닭 ① CORS — </w:t>
+            </w:r>
+            <w:r>
+              <w:rPr>
+                <w:rFonts w:ascii="맑은 고딕" w:cs="맑은 고딕" w:eastAsia="맑은 고딕" w:hAnsi="맑은 고딕"/>
+                <w:sz w:val="19"/>
+                <w:szCs w:val="19"/>
+              </w:rPr>
+              <w:t xml:space="preserve">이 서버는 응답에 Access-Control-Allow-Origin 표시를 붙이지 않습니다. 그 표시가 없으면 브라우저가 「다른 집 자료를 함부로 못 쓰게」 막습니다.</w:t>
+            </w:r>
+          </w:p>
+          <w:p>
+            <w:pPr>
+              <w:spacing w:after="20" w:before="20" w:line="300"/>
+              <w:jc w:val="left"/>
+            </w:pPr>
+            <w:r>
+              <w:rPr>
+                <w:rFonts w:ascii="맑은 고딕" w:cs="맑은 고딕" w:eastAsia="맑은 고딕" w:hAnsi="맑은 고딕"/>
+                <w:b/>
+                <w:bCs/>
+                <w:sz w:val="19"/>
+                <w:szCs w:val="19"/>
+              </w:rPr>
+              <w:t xml:space="preserve">까닭 ② 용량 — </w:t>
+            </w:r>
+            <w:r>
+              <w:rPr>
+                <w:rFonts w:ascii="맑은 고딕" w:cs="맑은 고딕" w:eastAsia="맑은 고딕" w:hAnsi="맑은 고딕"/>
+                <w:sz w:val="19"/>
+                <w:szCs w:val="19"/>
+              </w:rPr>
+              <w:t xml:space="preserve">파일이 1.1~6.0MB 입니다. 한 반 30명이 동시에 받으면 학교망이 느려집니다.</w:t>
+            </w:r>
+          </w:p>
+          <w:p>
+            <w:pPr>
+              <w:spacing w:after="20" w:before="20" w:line="300"/>
+              <w:jc w:val="left"/>
+            </w:pPr>
+            <w:r>
+              <w:rPr>
+                <w:rFonts w:ascii="맑은 고딕" w:cs="맑은 고딕" w:eastAsia="맑은 고딕" w:hAnsi="맑은 고딕"/>
+                <w:sz w:val="19"/>
+                <w:szCs w:val="19"/>
+              </w:rPr>
+              <w:t xml:space="preserve">⚠ 서버가 막은 것이 아니라 「내 브라우저」가 막은 것입니다. 그래서 주소를 브라우저 주소창에 그대로 넣으면 열립니다. 학생에게 직접 해 보게 하면 인상 깊습니다.</w:t>
+            </w:r>
+          </w:p>
+        </w:tc>
+      </w:tr>
+    </w:tbl>
+    <w:p>
+      <w:pPr>
+        <w:spacing w:after="60" w:before="160"/>
+      </w:pPr>
+      <w:r>
+        <w:rPr>
+          <w:rFonts w:ascii="맑은 고딕" w:cs="맑은 고딕" w:eastAsia="맑은 고딕" w:hAnsi="맑은 고딕"/>
+          <w:b/>
+          <w:bCs/>
+          <w:color w:val="0F4C96"/>
+          <w:sz w:val="21"/>
+          <w:szCs w:val="21"/>
+        </w:rPr>
+        <w:t xml:space="preserve">활동 2 확인 문제</w:t>
+      </w:r>
+    </w:p>
+    <w:p>
+      <w:pPr>
+        <w:spacing w:after="60" w:before="140"/>
+      </w:pPr>
+      <w:r>
+        <w:rPr>
+          <w:rFonts w:ascii="맑은 고딕" w:cs="맑은 고딕" w:eastAsia="맑은 고딕" w:hAnsi="맑은 고딕"/>
+          <w:b/>
+          <w:bCs/>
+          <w:sz w:val="20"/>
+          <w:szCs w:val="20"/>
+        </w:rPr>
+        <w:t xml:space="preserve">1. </w:t>
+      </w:r>
+      <w:r>
+        <w:rPr>
+          <w:rFonts w:ascii="맑은 고딕" w:cs="맑은 고딕" w:eastAsia="맑은 고딕" w:hAnsi="맑은 고딕"/>
+          <w:sz w:val="20"/>
+          <w:szCs w:val="20"/>
+        </w:rPr>
+        <w:t xml:space="preserve">363 에서 75543 으로 바꾸면?</w:t>
+      </w:r>
+    </w:p>
+    <w:p>
+      <w:pPr>
+        <w:spacing w:after="20" w:before="20" w:line="280"/>
+        <w:ind w:left="300"/>
+      </w:pPr>
+      <w:r>
+        <w:rPr>
+          <w:rFonts w:ascii="맑은 고딕" w:cs="맑은 고딕" w:eastAsia="맑은 고딕" w:hAnsi="맑은 고딕"/>
+          <w:b/>
+          <w:bCs/>
+          <w:color w:val="B02020"/>
+          <w:sz w:val="19"/>
+          <w:szCs w:val="19"/>
+        </w:rPr>
+        <w:t xml:space="preserve">① 과학 자료 대신 체육 자료가 온다</w:t>
+      </w:r>
+    </w:p>
+    <w:p>
+      <w:pPr>
+        <w:spacing w:after="20" w:before="20" w:line="280"/>
+        <w:ind w:left="300"/>
+      </w:pPr>
+      <w:r>
+        <w:rPr>
+          <w:rFonts w:ascii="맑은 고딕" w:cs="맑은 고딕" w:eastAsia="맑은 고딕" w:hAnsi="맑은 고딕"/>
+          <w:b w:val="false"/>
+          <w:bCs w:val="false"/>
+          <w:sz w:val="19"/>
+          <w:szCs w:val="19"/>
+        </w:rPr>
+        <w:t xml:space="preserve">② 자료가 더 많이 온다</w:t>
+      </w:r>
+    </w:p>
+    <w:p>
+      <w:pPr>
+        <w:spacing w:after="20" w:before="20" w:line="280"/>
+        <w:ind w:left="300"/>
+      </w:pPr>
+      <w:r>
+        <w:rPr>
+          <w:rFonts w:ascii="맑은 고딕" w:cs="맑은 고딕" w:eastAsia="맑은 고딕" w:hAnsi="맑은 고딕"/>
+          <w:b w:val="false"/>
+          <w:bCs w:val="false"/>
+          <w:sz w:val="19"/>
+          <w:szCs w:val="19"/>
+        </w:rPr>
+        <w:t xml:space="preserve">③ 한국어로 온다</w:t>
+      </w:r>
+    </w:p>
+    <w:p>
+      <w:pPr>
+        <w:spacing w:after="20" w:before="20" w:line="280"/>
+        <w:ind w:left="300"/>
+      </w:pPr>
+      <w:r>
+        <w:rPr>
+          <w:rFonts w:ascii="맑은 고딕" w:cs="맑은 고딕" w:eastAsia="맑은 고딕" w:hAnsi="맑은 고딕"/>
+          <w:b w:val="false"/>
+          <w:bCs w:val="false"/>
+          <w:sz w:val="19"/>
+          <w:szCs w:val="19"/>
+        </w:rPr>
+        <w:t xml:space="preserve">④ 아무것도 달라지지 않는다</w:t>
+      </w:r>
+    </w:p>
+    <w:p>
+      <w:pPr>
+        <w:spacing w:after="60" w:before="50"/>
+        <w:ind w:left="300"/>
+      </w:pPr>
+      <w:r>
+        <w:rPr>
+          <w:rFonts w:ascii="맑은 고딕" w:cs="맑은 고딕" w:eastAsia="맑은 고딕" w:hAnsi="맑은 고딕"/>
+          <w:i/>
+          <w:iCs/>
+          <w:color w:val="B02020"/>
+          <w:sz w:val="18"/>
+          <w:szCs w:val="18"/>
+        </w:rPr>
+        <w:t xml:space="preserve">→ clss_id 는 「어느 과목의 자료를 줄지」를 정하는 조건입니다.</w:t>
+      </w:r>
+    </w:p>
+    <w:p>
+      <w:pPr>
+        <w:spacing w:after="60" w:before="140"/>
+      </w:pPr>
+      <w:r>
+        <w:rPr>
+          <w:rFonts w:ascii="맑은 고딕" w:cs="맑은 고딕" w:eastAsia="맑은 고딕" w:hAnsi="맑은 고딕"/>
+          <w:b/>
+          <w:bCs/>
+          <w:sz w:val="20"/>
+          <w:szCs w:val="20"/>
+        </w:rPr>
+        <w:t xml:space="preserve">2. </w:t>
+      </w:r>
+      <w:r>
+        <w:rPr>
+          <w:rFonts w:ascii="맑은 고딕" w:cs="맑은 고딕" w:eastAsia="맑은 고딕" w:hAnsi="맑은 고딕"/>
+          <w:sz w:val="20"/>
+          <w:szCs w:val="20"/>
+        </w:rPr>
+        <w:t xml:space="preserve">「파라미터」를 가장 잘 설명한 것은?</w:t>
+      </w:r>
+    </w:p>
+    <w:p>
+      <w:pPr>
+        <w:spacing w:after="20" w:before="20" w:line="280"/>
+        <w:ind w:left="300"/>
+      </w:pPr>
+      <w:r>
+        <w:rPr>
+          <w:rFonts w:ascii="맑은 고딕" w:cs="맑은 고딕" w:eastAsia="맑은 고딕" w:hAnsi="맑은 고딕"/>
+          <w:b/>
+          <w:bCs/>
+          <w:color w:val="B02020"/>
+          <w:sz w:val="19"/>
+          <w:szCs w:val="19"/>
+        </w:rPr>
+        <w:t xml:space="preserve">① 요청에 실어 보내는 조건. 이름과 값으로 되어 있다</w:t>
+      </w:r>
+    </w:p>
+    <w:p>
+      <w:pPr>
+        <w:spacing w:after="20" w:before="20" w:line="280"/>
+        <w:ind w:left="300"/>
+      </w:pPr>
+      <w:r>
+        <w:rPr>
+          <w:rFonts w:ascii="맑은 고딕" w:cs="맑은 고딕" w:eastAsia="맑은 고딕" w:hAnsi="맑은 고딕"/>
+          <w:b w:val="false"/>
+          <w:bCs w:val="false"/>
+          <w:sz w:val="19"/>
+          <w:szCs w:val="19"/>
+        </w:rPr>
+        <w:t xml:space="preserve">② 서버가 돌려주는 자료의 이름</w:t>
+      </w:r>
+    </w:p>
+    <w:p>
+      <w:pPr>
+        <w:spacing w:after="20" w:before="20" w:line="280"/>
+        <w:ind w:left="300"/>
+      </w:pPr>
+      <w:r>
+        <w:rPr>
+          <w:rFonts w:ascii="맑은 고딕" w:cs="맑은 고딕" w:eastAsia="맑은 고딕" w:hAnsi="맑은 고딕"/>
+          <w:b w:val="false"/>
+          <w:bCs w:val="false"/>
+          <w:sz w:val="19"/>
+          <w:szCs w:val="19"/>
+        </w:rPr>
+        <w:t xml:space="preserve">③ 인터넷 주소의 맨 앞부분</w:t>
+      </w:r>
+    </w:p>
+    <w:p>
+      <w:pPr>
+        <w:spacing w:after="20" w:before="20" w:line="280"/>
+        <w:ind w:left="300"/>
+      </w:pPr>
+      <w:r>
+        <w:rPr>
+          <w:rFonts w:ascii="맑은 고딕" w:cs="맑은 고딕" w:eastAsia="맑은 고딕" w:hAnsi="맑은 고딕"/>
+          <w:b w:val="false"/>
+          <w:bCs w:val="false"/>
+          <w:sz w:val="19"/>
+          <w:szCs w:val="19"/>
+        </w:rPr>
+        <w:t xml:space="preserve">④ 자료를 저장해 두는 곳</w:t>
+      </w:r>
+    </w:p>
+    <w:p>
+      <w:pPr>
+        <w:spacing w:after="60" w:before="50"/>
+        <w:ind w:left="300"/>
+      </w:pPr>
+      <w:r>
+        <w:rPr>
+          <w:rFonts w:ascii="맑은 고딕" w:cs="맑은 고딕" w:eastAsia="맑은 고딕" w:hAnsi="맑은 고딕"/>
+          <w:i/>
+          <w:iCs/>
+          <w:color w:val="B02020"/>
+          <w:sz w:val="18"/>
+          <w:szCs w:val="18"/>
+        </w:rPr>
+        <w:t xml:space="preserve">→ 이름(clss_id)은 무엇을 정하는 조건인가, 값(363)은 그것을 어떻게 정할까입니다.</w:t>
+      </w:r>
+    </w:p>
+    <w:p>
+      <w:r>
+        <w:br w:type="page"/>
+      </w:r>
+    </w:p>
+    <w:p>
+      <w:pPr>
+        <w:spacing w:after="60" w:before="160"/>
+      </w:pPr>
+      <w:r>
+        <w:rPr>
+          <w:rFonts w:ascii="맑은 고딕" w:cs="맑은 고딕" w:eastAsia="맑은 고딕" w:hAnsi="맑은 고딕"/>
+          <w:b/>
+          <w:bCs/>
+          <w:color w:val="0F4C96"/>
+          <w:sz w:val="21"/>
+          <w:szCs w:val="21"/>
+        </w:rPr>
+        <w:t xml:space="preserve">활동 3 — 주소 해부하기</w:t>
       </w:r>
     </w:p>
     <w:tbl>
@@ -3307,7 +4864,7 @@
           <w:sz w:val="21"/>
           <w:szCs w:val="21"/>
         </w:rPr>
-        <w:t xml:space="preserve">활동 2 확인 문제</w:t>
+        <w:t xml:space="preserve">활동 3 확인 문제</w:t>
       </w:r>
     </w:p>
     <w:p>
@@ -3643,7 +5200,7 @@
           <w:sz w:val="21"/>
           <w:szCs w:val="21"/>
         </w:rPr>
-        <w:t xml:space="preserve">활동 3 — 파라미터 바꾸기</w:t>
+        <w:t xml:space="preserve">활동 4 — 파라미터 바꾸기</w:t>
       </w:r>
     </w:p>
     <w:p>
@@ -4037,7 +5594,7 @@
           <w:sz w:val="21"/>
           <w:szCs w:val="21"/>
         </w:rPr>
-        <w:t xml:space="preserve">활동 3 — 코드 빈칸</w:t>
+        <w:t xml:space="preserve">활동 4 — 코드 (읽기 자료, 채점하지 않음)</w:t>
       </w:r>
     </w:p>
     <w:tbl>
@@ -4194,7 +5751,7 @@
           <w:sz w:val="21"/>
           <w:szCs w:val="21"/>
         </w:rPr>
-        <w:t xml:space="preserve">활동 4 — JSON 경로</w:t>
+        <w:t xml:space="preserve">활동 5 — JSON 경로</w:t>
       </w:r>
     </w:p>
     <w:p>
@@ -4769,7 +6326,7 @@
           <w:sz w:val="21"/>
           <w:szCs w:val="21"/>
         </w:rPr>
-        <w:t xml:space="preserve">활동 5 — 학교 코드 찾기</w:t>
+        <w:t xml:space="preserve">활동 6 — 학교 코드 찾기</w:t>
       </w:r>
     </w:p>
     <w:p>
@@ -4984,7 +6541,7 @@
           <w:sz w:val="21"/>
           <w:szCs w:val="21"/>
         </w:rPr>
-        <w:t xml:space="preserve">활동 6 — 급식 가져오기 · 날짜 실험</w:t>
+        <w:t xml:space="preserve">활동 7 — 급식 가져오기 · 날짜 실험</w:t>
       </w:r>
     </w:p>
     <w:tbl>
@@ -5820,7 +7377,7 @@
           <w:sz w:val="21"/>
           <w:szCs w:val="21"/>
         </w:rPr>
-        <w:t xml:space="preserve">활동 7 — 경로 찾기 (정답)</w:t>
+        <w:t xml:space="preserve">활동 8 — 경로 찾기 (정답)</w:t>
       </w:r>
     </w:p>
     <w:tbl>
@@ -6256,210 +7813,6 @@
           </w:p>
         </w:tc>
       </w:tr>
-      <w:tr>
-        <w:trPr>
-          <w:cantSplit/>
-          <w:trHeight w:val="500" w:hRule="atLeast"/>
-        </w:trPr>
-        <w:tc>
-          <w:tcPr>
-            <w:tcW w:type="dxa" w:w="2300"/>
-            <w:tcBorders>
-              <w:top w:val="single" w:color="C9D6E5" w:sz="4"/>
-              <w:left w:val="single" w:color="C9D6E5" w:sz="4"/>
-              <w:bottom w:val="single" w:color="C9D6E5" w:sz="4"/>
-              <w:right w:val="single" w:color="C9D6E5" w:sz="4"/>
-            </w:tcBorders>
-            <w:tcMar>
-              <w:top w:type="dxa" w:w="60"/>
-              <w:left w:type="dxa" w:w="100"/>
-              <w:bottom w:type="dxa" w:w="60"/>
-              <w:right w:type="dxa" w:w="100"/>
-            </w:tcMar>
-            <w:vAlign w:val="center"/>
-          </w:tcPr>
-          <w:p>
-            <w:pPr>
-              <w:spacing w:after="0" w:before="0" w:line="300"/>
-              <w:jc w:val="left"/>
-            </w:pPr>
-            <w:r>
-              <w:rPr>
-                <w:rFonts w:ascii="맑은 고딕" w:cs="맑은 고딕" w:eastAsia="맑은 고딕" w:hAnsi="맑은 고딕"/>
-                <w:sz w:val="18"/>
-                <w:szCs w:val="18"/>
-              </w:rPr>
-              <w:t xml:space="preserve">모두 몇 건인지</w:t>
-            </w:r>
-          </w:p>
-        </w:tc>
-        <w:tc>
-          <w:tcPr>
-            <w:tcW w:type="dxa" w:w="4300"/>
-            <w:tcBorders>
-              <w:top w:val="single" w:color="C9D6E5" w:sz="4"/>
-              <w:left w:val="single" w:color="C9D6E5" w:sz="4"/>
-              <w:bottom w:val="single" w:color="C9D6E5" w:sz="4"/>
-              <w:right w:val="single" w:color="C9D6E5" w:sz="4"/>
-            </w:tcBorders>
-            <w:tcMar>
-              <w:top w:type="dxa" w:w="60"/>
-              <w:left w:type="dxa" w:w="100"/>
-              <w:bottom w:type="dxa" w:w="60"/>
-              <w:right w:type="dxa" w:w="100"/>
-            </w:tcMar>
-            <w:vAlign w:val="center"/>
-          </w:tcPr>
-          <w:p>
-            <w:pPr>
-              <w:spacing w:after="0" w:before="0" w:line="300"/>
-              <w:jc w:val="left"/>
-            </w:pPr>
-            <w:r>
-              <w:rPr>
-                <w:rFonts w:ascii="맑은 고딕" w:cs="맑은 고딕" w:eastAsia="맑은 고딕" w:hAnsi="맑은 고딕"/>
-                <w:sz w:val="18"/>
-                <w:szCs w:val="18"/>
-              </w:rPr>
-              <w:t xml:space="preserve">데이터.mealServiceDietInfo[0].head[0].list_total_count</w:t>
-            </w:r>
-          </w:p>
-        </w:tc>
-        <w:tc>
-          <w:tcPr>
-            <w:tcW w:type="dxa" w:w="3000"/>
-            <w:tcBorders>
-              <w:top w:val="single" w:color="C9D6E5" w:sz="4"/>
-              <w:left w:val="single" w:color="C9D6E5" w:sz="4"/>
-              <w:bottom w:val="single" w:color="C9D6E5" w:sz="4"/>
-              <w:right w:val="single" w:color="C9D6E5" w:sz="4"/>
-            </w:tcBorders>
-            <w:tcMar>
-              <w:top w:type="dxa" w:w="60"/>
-              <w:left w:type="dxa" w:w="100"/>
-              <w:bottom w:type="dxa" w:w="60"/>
-              <w:right w:type="dxa" w:w="100"/>
-            </w:tcMar>
-            <w:vAlign w:val="center"/>
-          </w:tcPr>
-          <w:p>
-            <w:pPr>
-              <w:spacing w:after="0" w:before="0" w:line="300"/>
-              <w:jc w:val="left"/>
-            </w:pPr>
-            <w:r>
-              <w:rPr>
-                <w:rFonts w:ascii="맑은 고딕" w:cs="맑은 고딕" w:eastAsia="맑은 고딕" w:hAnsi="맑은 고딕"/>
-                <w:sz w:val="18"/>
-                <w:szCs w:val="18"/>
-              </w:rPr>
-              <w:t xml:space="preserve">head 는 자료가 아니라 자료에 대한 설명</w:t>
-            </w:r>
-          </w:p>
-        </w:tc>
-      </w:tr>
-      <w:tr>
-        <w:trPr>
-          <w:cantSplit/>
-          <w:trHeight w:val="500" w:hRule="atLeast"/>
-        </w:trPr>
-        <w:tc>
-          <w:tcPr>
-            <w:tcW w:type="dxa" w:w="2300"/>
-            <w:tcBorders>
-              <w:top w:val="single" w:color="C9D6E5" w:sz="4"/>
-              <w:left w:val="single" w:color="C9D6E5" w:sz="4"/>
-              <w:bottom w:val="single" w:color="C9D6E5" w:sz="4"/>
-              <w:right w:val="single" w:color="C9D6E5" w:sz="4"/>
-            </w:tcBorders>
-            <w:tcMar>
-              <w:top w:type="dxa" w:w="60"/>
-              <w:left w:type="dxa" w:w="100"/>
-              <w:bottom w:type="dxa" w:w="60"/>
-              <w:right w:type="dxa" w:w="100"/>
-            </w:tcMar>
-            <w:vAlign w:val="center"/>
-          </w:tcPr>
-          <w:p>
-            <w:pPr>
-              <w:spacing w:after="0" w:before="0" w:line="300"/>
-              <w:jc w:val="left"/>
-            </w:pPr>
-            <w:r>
-              <w:rPr>
-                <w:rFonts w:ascii="맑은 고딕" w:cs="맑은 고딕" w:eastAsia="맑은 고딕" w:hAnsi="맑은 고딕"/>
-                <w:sz w:val="18"/>
-                <w:szCs w:val="18"/>
-              </w:rPr>
-              <w:t xml:space="preserve">처리 결과 코드</w:t>
-            </w:r>
-          </w:p>
-        </w:tc>
-        <w:tc>
-          <w:tcPr>
-            <w:tcW w:type="dxa" w:w="4300"/>
-            <w:tcBorders>
-              <w:top w:val="single" w:color="C9D6E5" w:sz="4"/>
-              <w:left w:val="single" w:color="C9D6E5" w:sz="4"/>
-              <w:bottom w:val="single" w:color="C9D6E5" w:sz="4"/>
-              <w:right w:val="single" w:color="C9D6E5" w:sz="4"/>
-            </w:tcBorders>
-            <w:tcMar>
-              <w:top w:type="dxa" w:w="60"/>
-              <w:left w:type="dxa" w:w="100"/>
-              <w:bottom w:type="dxa" w:w="60"/>
-              <w:right w:type="dxa" w:w="100"/>
-            </w:tcMar>
-            <w:vAlign w:val="center"/>
-          </w:tcPr>
-          <w:p>
-            <w:pPr>
-              <w:spacing w:after="0" w:before="0" w:line="300"/>
-              <w:jc w:val="left"/>
-            </w:pPr>
-            <w:r>
-              <w:rPr>
-                <w:rFonts w:ascii="맑은 고딕" w:cs="맑은 고딕" w:eastAsia="맑은 고딕" w:hAnsi="맑은 고딕"/>
-                <w:sz w:val="18"/>
-                <w:szCs w:val="18"/>
-              </w:rPr>
-              <w:t xml:space="preserve">데이터.mealServiceDietInfo[0].head[1].RESULT.CODE</w:t>
-            </w:r>
-          </w:p>
-        </w:tc>
-        <w:tc>
-          <w:tcPr>
-            <w:tcW w:type="dxa" w:w="3000"/>
-            <w:tcBorders>
-              <w:top w:val="single" w:color="C9D6E5" w:sz="4"/>
-              <w:left w:val="single" w:color="C9D6E5" w:sz="4"/>
-              <w:bottom w:val="single" w:color="C9D6E5" w:sz="4"/>
-              <w:right w:val="single" w:color="C9D6E5" w:sz="4"/>
-            </w:tcBorders>
-            <w:tcMar>
-              <w:top w:type="dxa" w:w="60"/>
-              <w:left w:type="dxa" w:w="100"/>
-              <w:bottom w:type="dxa" w:w="60"/>
-              <w:right w:type="dxa" w:w="100"/>
-            </w:tcMar>
-            <w:vAlign w:val="center"/>
-          </w:tcPr>
-          <w:p>
-            <w:pPr>
-              <w:spacing w:after="0" w:before="0" w:line="300"/>
-              <w:jc w:val="left"/>
-            </w:pPr>
-            <w:r>
-              <w:rPr>
-                <w:rFonts w:ascii="맑은 고딕" w:cs="맑은 고딕" w:eastAsia="맑은 고딕" w:hAnsi="맑은 고딕"/>
-                <w:sz w:val="18"/>
-                <w:szCs w:val="18"/>
-              </w:rPr>
-              <w:t xml:space="preserve">INFO-000 이면 정상</w:t>
-            </w:r>
-          </w:p>
-        </w:tc>
-      </w:tr>
     </w:tbl>
     <w:p>
       <w:pPr>
@@ -6474,7 +7827,7 @@
           <w:sz w:val="21"/>
           <w:szCs w:val="21"/>
         </w:rPr>
-        <w:t xml:space="preserve">활동 8 — 전처리</w:t>
+        <w:t xml:space="preserve">활동 9 — 전처리</w:t>
       </w:r>
     </w:p>
     <w:tbl>
@@ -7125,7 +8478,7 @@
           <w:sz w:val="21"/>
           <w:szCs w:val="21"/>
         </w:rPr>
-        <w:t xml:space="preserve">활동 8 확인 문제</w:t>
+        <w:t xml:space="preserve">활동 9 확인 문제</w:t>
       </w:r>
     </w:p>
     <w:p>
@@ -7671,7 +9024,7 @@
                 <w:sz w:val="18"/>
                 <w:szCs w:val="18"/>
               </w:rPr>
-              <w:t xml:space="preserve">주소의 구조를 이해하고 조각을 구분한다</w:t>
+              <w:t xml:space="preserve">파라미터가 무엇인지 안다</w:t>
             </w:r>
           </w:p>
         </w:tc>
@@ -7735,7 +9088,7 @@
                 <w:sz w:val="18"/>
                 <w:szCs w:val="18"/>
               </w:rPr>
-              <w:t xml:space="preserve">활동 2 표 · 확인 문제 3</w:t>
+              <w:t xml:space="preserve">활동 2 (에듀넷) · 확인 문제 2</w:t>
             </w:r>
           </w:p>
         </w:tc>
@@ -7773,7 +9126,7 @@
                 <w:sz w:val="18"/>
                 <w:szCs w:val="18"/>
               </w:rPr>
-              <w:t xml:space="preserve">파라미터를 바꾸어 원하는 자료를 얻는다</w:t>
+              <w:t xml:space="preserve">주소의 구조를 알고 값을 바꾼다</w:t>
             </w:r>
           </w:p>
         </w:tc>
@@ -7837,7 +9190,7 @@
                 <w:sz w:val="18"/>
                 <w:szCs w:val="18"/>
               </w:rPr>
-              <w:t xml:space="preserve">활동 3 표 (세 번 시도)</w:t>
+              <w:t xml:space="preserve">활동 3 표 · 활동 4 (세 번 시도)</w:t>
             </w:r>
           </w:p>
         </w:tc>
@@ -7939,7 +9292,7 @@
                 <w:sz w:val="18"/>
                 <w:szCs w:val="18"/>
               </w:rPr>
-              <w:t xml:space="preserve">활동 4 · 활동 7 (5문항)</w:t>
+              <w:t xml:space="preserve">활동 5 · 활동 8 (3문항)</w:t>
             </w:r>
           </w:p>
         </w:tc>
@@ -8041,7 +9394,7 @@
                 <w:sz w:val="18"/>
                 <w:szCs w:val="18"/>
               </w:rPr>
-              <w:t xml:space="preserve">활동 5~6 (우리 학교 급식)</w:t>
+              <w:t xml:space="preserve">활동 6~7 (우리 학교 급식)</w:t>
             </w:r>
           </w:p>
         </w:tc>
@@ -8245,7 +9598,7 @@
                 <w:sz w:val="18"/>
                 <w:szCs w:val="18"/>
               </w:rPr>
-              <w:t xml:space="preserve">활동 8 전처리</w:t>
+              <w:t xml:space="preserve">활동 9 전처리</w:t>
             </w:r>
           </w:p>
         </w:tc>

--- a/docs/API실습_교사용.docx
+++ b/docs/API실습_교사용.docx
@@ -4851,6 +4851,585 @@
         <w:t xml:space="preserve">주소에는 영문·숫자와 몇몇 기호만 쓸 수 있다고 약속되어 있기 때문입니다.</w:t>
       </w:r>
     </w:p>
+    <w:p>
+      <w:pPr>
+        <w:spacing w:after="60" w:before="160"/>
+      </w:pPr>
+      <w:r>
+        <w:rPr>
+          <w:rFonts w:ascii="맑은 고딕" w:cs="맑은 고딕" w:eastAsia="맑은 고딕" w:hAnsi="맑은 고딕"/>
+          <w:b/>
+          <w:bCs/>
+          <w:color w:val="0F4C96"/>
+          <w:sz w:val="21"/>
+          <w:szCs w:val="21"/>
+        </w:rPr>
+        <w:t xml:space="preserve">활동 3 — 응답 형식 (JSON ↔ XML)</w:t>
+      </w:r>
+    </w:p>
+    <w:tbl>
+      <w:tblPr>
+        <w:tblW w:type="dxa" w:w="9600"/>
+        <w:tblBorders>
+          <w:top w:val="single" w:color="auto" w:sz="4"/>
+          <w:left w:val="single" w:color="auto" w:sz="4"/>
+          <w:bottom w:val="single" w:color="auto" w:sz="4"/>
+          <w:right w:val="single" w:color="auto" w:sz="4"/>
+          <w:insideH w:val="single" w:color="auto" w:sz="4"/>
+          <w:insideV w:val="single" w:color="auto" w:sz="4"/>
+        </w:tblBorders>
+      </w:tblPr>
+      <w:tblGrid>
+        <w:gridCol w:w="1900"/>
+        <w:gridCol w:w="4200"/>
+        <w:gridCol w:w="3500"/>
+      </w:tblGrid>
+      <w:tr>
+        <w:trPr>
+          <w:tblHeader/>
+        </w:trPr>
+        <w:tc>
+          <w:tcPr>
+            <w:tcW w:type="dxa" w:w="1900"/>
+            <w:tcBorders>
+              <w:top w:val="single" w:color="C9D6E5" w:sz="4"/>
+              <w:left w:val="single" w:color="C9D6E5" w:sz="4"/>
+              <w:bottom w:val="single" w:color="C9D6E5" w:sz="4"/>
+              <w:right w:val="single" w:color="C9D6E5" w:sz="4"/>
+            </w:tcBorders>
+            <w:shd w:fill="E8F1FD" w:val="clear"/>
+            <w:tcMar>
+              <w:top w:type="dxa" w:w="60"/>
+              <w:left w:type="dxa" w:w="100"/>
+              <w:bottom w:type="dxa" w:w="60"/>
+              <w:right w:type="dxa" w:w="100"/>
+            </w:tcMar>
+            <w:vAlign w:val="center"/>
+          </w:tcPr>
+          <w:p>
+            <w:pPr>
+              <w:spacing w:after="0" w:before="0" w:line="300"/>
+              <w:jc w:val="center"/>
+            </w:pPr>
+            <w:r>
+              <w:rPr>
+                <w:rFonts w:ascii="맑은 고딕" w:cs="맑은 고딕" w:eastAsia="맑은 고딕" w:hAnsi="맑은 고딕"/>
+                <w:b/>
+                <w:bCs/>
+                <w:sz w:val="18"/>
+                <w:szCs w:val="18"/>
+              </w:rPr>
+              <w:t xml:space="preserve">Type 값</w:t>
+            </w:r>
+          </w:p>
+        </w:tc>
+        <w:tc>
+          <w:tcPr>
+            <w:tcW w:type="dxa" w:w="4200"/>
+            <w:tcBorders>
+              <w:top w:val="single" w:color="C9D6E5" w:sz="4"/>
+              <w:left w:val="single" w:color="C9D6E5" w:sz="4"/>
+              <w:bottom w:val="single" w:color="C9D6E5" w:sz="4"/>
+              <w:right w:val="single" w:color="C9D6E5" w:sz="4"/>
+            </w:tcBorders>
+            <w:shd w:fill="E8F1FD" w:val="clear"/>
+            <w:tcMar>
+              <w:top w:type="dxa" w:w="60"/>
+              <w:left w:type="dxa" w:w="100"/>
+              <w:bottom w:type="dxa" w:w="60"/>
+              <w:right w:type="dxa" w:w="100"/>
+            </w:tcMar>
+            <w:vAlign w:val="center"/>
+          </w:tcPr>
+          <w:p>
+            <w:pPr>
+              <w:spacing w:after="0" w:before="0" w:line="300"/>
+              <w:jc w:val="center"/>
+            </w:pPr>
+            <w:r>
+              <w:rPr>
+                <w:rFonts w:ascii="맑은 고딕" w:cs="맑은 고딕" w:eastAsia="맑은 고딕" w:hAnsi="맑은 고딕"/>
+                <w:b/>
+                <w:bCs/>
+                <w:sz w:val="18"/>
+                <w:szCs w:val="18"/>
+              </w:rPr>
+              <w:t xml:space="preserve">무엇으로 오나</w:t>
+            </w:r>
+          </w:p>
+        </w:tc>
+        <w:tc>
+          <w:tcPr>
+            <w:tcW w:type="dxa" w:w="3500"/>
+            <w:tcBorders>
+              <w:top w:val="single" w:color="C9D6E5" w:sz="4"/>
+              <w:left w:val="single" w:color="C9D6E5" w:sz="4"/>
+              <w:bottom w:val="single" w:color="C9D6E5" w:sz="4"/>
+              <w:right w:val="single" w:color="C9D6E5" w:sz="4"/>
+            </w:tcBorders>
+            <w:shd w:fill="E8F1FD" w:val="clear"/>
+            <w:tcMar>
+              <w:top w:type="dxa" w:w="60"/>
+              <w:left w:type="dxa" w:w="100"/>
+              <w:bottom w:type="dxa" w:w="60"/>
+              <w:right w:type="dxa" w:w="100"/>
+            </w:tcMar>
+            <w:vAlign w:val="center"/>
+          </w:tcPr>
+          <w:p>
+            <w:pPr>
+              <w:spacing w:after="0" w:before="0" w:line="300"/>
+              <w:jc w:val="center"/>
+            </w:pPr>
+            <w:r>
+              <w:rPr>
+                <w:rFonts w:ascii="맑은 고딕" w:cs="맑은 고딕" w:eastAsia="맑은 고딕" w:hAnsi="맑은 고딕"/>
+                <w:b/>
+                <w:bCs/>
+                <w:sz w:val="18"/>
+                <w:szCs w:val="18"/>
+              </w:rPr>
+              <w:t xml:space="preserve">비고</w:t>
+            </w:r>
+          </w:p>
+        </w:tc>
+      </w:tr>
+      <w:tr>
+        <w:trPr>
+          <w:cantSplit/>
+          <w:trHeight w:val="440" w:hRule="atLeast"/>
+        </w:trPr>
+        <w:tc>
+          <w:tcPr>
+            <w:tcW w:type="dxa" w:w="1900"/>
+            <w:tcBorders>
+              <w:top w:val="single" w:color="C9D6E5" w:sz="4"/>
+              <w:left w:val="single" w:color="C9D6E5" w:sz="4"/>
+              <w:bottom w:val="single" w:color="C9D6E5" w:sz="4"/>
+              <w:right w:val="single" w:color="C9D6E5" w:sz="4"/>
+            </w:tcBorders>
+            <w:tcMar>
+              <w:top w:type="dxa" w:w="60"/>
+              <w:left w:type="dxa" w:w="100"/>
+              <w:bottom w:type="dxa" w:w="60"/>
+              <w:right w:type="dxa" w:w="100"/>
+            </w:tcMar>
+            <w:vAlign w:val="center"/>
+          </w:tcPr>
+          <w:p>
+            <w:pPr>
+              <w:spacing w:after="0" w:before="0" w:line="300"/>
+              <w:jc w:val="left"/>
+            </w:pPr>
+            <w:r>
+              <w:rPr>
+                <w:rFonts w:ascii="맑은 고딕" w:cs="맑은 고딕" w:eastAsia="맑은 고딕" w:hAnsi="맑은 고딕"/>
+                <w:sz w:val="18"/>
+                <w:szCs w:val="18"/>
+              </w:rPr>
+              <w:t xml:space="preserve">json</w:t>
+            </w:r>
+          </w:p>
+        </w:tc>
+        <w:tc>
+          <w:tcPr>
+            <w:tcW w:type="dxa" w:w="4200"/>
+            <w:tcBorders>
+              <w:top w:val="single" w:color="C9D6E5" w:sz="4"/>
+              <w:left w:val="single" w:color="C9D6E5" w:sz="4"/>
+              <w:bottom w:val="single" w:color="C9D6E5" w:sz="4"/>
+              <w:right w:val="single" w:color="C9D6E5" w:sz="4"/>
+            </w:tcBorders>
+            <w:tcMar>
+              <w:top w:type="dxa" w:w="60"/>
+              <w:left w:type="dxa" w:w="100"/>
+              <w:bottom w:type="dxa" w:w="60"/>
+              <w:right w:type="dxa" w:w="100"/>
+            </w:tcMar>
+            <w:vAlign w:val="center"/>
+          </w:tcPr>
+          <w:p>
+            <w:pPr>
+              <w:spacing w:after="0" w:before="0" w:line="300"/>
+              <w:jc w:val="left"/>
+            </w:pPr>
+            <w:r>
+              <w:rPr>
+                <w:rFonts w:ascii="맑은 고딕" w:cs="맑은 고딕" w:eastAsia="맑은 고딕" w:hAnsi="맑은 고딕"/>
+                <w:sz w:val="18"/>
+                <w:szCs w:val="18"/>
+              </w:rPr>
+              <w:t xml:space="preserve">JSON — { } 와 [ ] 로 적는다</w:t>
+            </w:r>
+          </w:p>
+        </w:tc>
+        <w:tc>
+          <w:tcPr>
+            <w:tcW w:type="dxa" w:w="3500"/>
+            <w:tcBorders>
+              <w:top w:val="single" w:color="C9D6E5" w:sz="4"/>
+              <w:left w:val="single" w:color="C9D6E5" w:sz="4"/>
+              <w:bottom w:val="single" w:color="C9D6E5" w:sz="4"/>
+              <w:right w:val="single" w:color="C9D6E5" w:sz="4"/>
+            </w:tcBorders>
+            <w:tcMar>
+              <w:top w:type="dxa" w:w="60"/>
+              <w:left w:type="dxa" w:w="100"/>
+              <w:bottom w:type="dxa" w:w="60"/>
+              <w:right w:type="dxa" w:w="100"/>
+            </w:tcMar>
+            <w:vAlign w:val="center"/>
+          </w:tcPr>
+          <w:p>
+            <w:pPr>
+              <w:spacing w:after="0" w:before="0" w:line="300"/>
+              <w:jc w:val="left"/>
+            </w:pPr>
+            <w:r>
+              <w:rPr>
+                <w:rFonts w:ascii="맑은 고딕" w:cs="맑은 고딕" w:eastAsia="맑은 고딕" w:hAnsi="맑은 고딕"/>
+                <w:sz w:val="18"/>
+                <w:szCs w:val="18"/>
+              </w:rPr>
+              <w:t xml:space="preserve">Content-Type: application/json</w:t>
+            </w:r>
+          </w:p>
+        </w:tc>
+      </w:tr>
+      <w:tr>
+        <w:trPr>
+          <w:cantSplit/>
+          <w:trHeight w:val="440" w:hRule="atLeast"/>
+        </w:trPr>
+        <w:tc>
+          <w:tcPr>
+            <w:tcW w:type="dxa" w:w="1900"/>
+            <w:tcBorders>
+              <w:top w:val="single" w:color="C9D6E5" w:sz="4"/>
+              <w:left w:val="single" w:color="C9D6E5" w:sz="4"/>
+              <w:bottom w:val="single" w:color="C9D6E5" w:sz="4"/>
+              <w:right w:val="single" w:color="C9D6E5" w:sz="4"/>
+            </w:tcBorders>
+            <w:tcMar>
+              <w:top w:type="dxa" w:w="60"/>
+              <w:left w:type="dxa" w:w="100"/>
+              <w:bottom w:type="dxa" w:w="60"/>
+              <w:right w:type="dxa" w:w="100"/>
+            </w:tcMar>
+            <w:vAlign w:val="center"/>
+          </w:tcPr>
+          <w:p>
+            <w:pPr>
+              <w:spacing w:after="0" w:before="0" w:line="300"/>
+              <w:jc w:val="left"/>
+            </w:pPr>
+            <w:r>
+              <w:rPr>
+                <w:rFonts w:ascii="맑은 고딕" w:cs="맑은 고딕" w:eastAsia="맑은 고딕" w:hAnsi="맑은 고딕"/>
+                <w:sz w:val="18"/>
+                <w:szCs w:val="18"/>
+              </w:rPr>
+              <w:t xml:space="preserve">xml</w:t>
+            </w:r>
+          </w:p>
+        </w:tc>
+        <w:tc>
+          <w:tcPr>
+            <w:tcW w:type="dxa" w:w="4200"/>
+            <w:tcBorders>
+              <w:top w:val="single" w:color="C9D6E5" w:sz="4"/>
+              <w:left w:val="single" w:color="C9D6E5" w:sz="4"/>
+              <w:bottom w:val="single" w:color="C9D6E5" w:sz="4"/>
+              <w:right w:val="single" w:color="C9D6E5" w:sz="4"/>
+            </w:tcBorders>
+            <w:tcMar>
+              <w:top w:type="dxa" w:w="60"/>
+              <w:left w:type="dxa" w:w="100"/>
+              <w:bottom w:type="dxa" w:w="60"/>
+              <w:right w:type="dxa" w:w="100"/>
+            </w:tcMar>
+            <w:vAlign w:val="center"/>
+          </w:tcPr>
+          <w:p>
+            <w:pPr>
+              <w:spacing w:after="0" w:before="0" w:line="300"/>
+              <w:jc w:val="left"/>
+            </w:pPr>
+            <w:r>
+              <w:rPr>
+                <w:rFonts w:ascii="맑은 고딕" w:cs="맑은 고딕" w:eastAsia="맑은 고딕" w:hAnsi="맑은 고딕"/>
+                <w:sz w:val="18"/>
+                <w:szCs w:val="18"/>
+              </w:rPr>
+              <w:t xml:space="preserve">XML — &lt;태그&gt; 로 감싸 적는다</w:t>
+            </w:r>
+          </w:p>
+        </w:tc>
+        <w:tc>
+          <w:tcPr>
+            <w:tcW w:type="dxa" w:w="3500"/>
+            <w:tcBorders>
+              <w:top w:val="single" w:color="C9D6E5" w:sz="4"/>
+              <w:left w:val="single" w:color="C9D6E5" w:sz="4"/>
+              <w:bottom w:val="single" w:color="C9D6E5" w:sz="4"/>
+              <w:right w:val="single" w:color="C9D6E5" w:sz="4"/>
+            </w:tcBorders>
+            <w:tcMar>
+              <w:top w:type="dxa" w:w="60"/>
+              <w:left w:type="dxa" w:w="100"/>
+              <w:bottom w:type="dxa" w:w="60"/>
+              <w:right w:type="dxa" w:w="100"/>
+            </w:tcMar>
+            <w:vAlign w:val="center"/>
+          </w:tcPr>
+          <w:p>
+            <w:pPr>
+              <w:spacing w:after="0" w:before="0" w:line="300"/>
+              <w:jc w:val="left"/>
+            </w:pPr>
+            <w:r>
+              <w:rPr>
+                <w:rFonts w:ascii="맑은 고딕" w:cs="맑은 고딕" w:eastAsia="맑은 고딕" w:hAnsi="맑은 고딕"/>
+                <w:sz w:val="18"/>
+                <w:szCs w:val="18"/>
+              </w:rPr>
+              <w:t xml:space="preserve">Content-Type: application/xml</w:t>
+            </w:r>
+          </w:p>
+        </w:tc>
+      </w:tr>
+      <w:tr>
+        <w:trPr>
+          <w:cantSplit/>
+          <w:trHeight w:val="440" w:hRule="atLeast"/>
+        </w:trPr>
+        <w:tc>
+          <w:tcPr>
+            <w:tcW w:type="dxa" w:w="1900"/>
+            <w:tcBorders>
+              <w:top w:val="single" w:color="C9D6E5" w:sz="4"/>
+              <w:left w:val="single" w:color="C9D6E5" w:sz="4"/>
+              <w:bottom w:val="single" w:color="C9D6E5" w:sz="4"/>
+              <w:right w:val="single" w:color="C9D6E5" w:sz="4"/>
+            </w:tcBorders>
+            <w:tcMar>
+              <w:top w:type="dxa" w:w="60"/>
+              <w:left w:type="dxa" w:w="100"/>
+              <w:bottom w:type="dxa" w:w="60"/>
+              <w:right w:type="dxa" w:w="100"/>
+            </w:tcMar>
+            <w:vAlign w:val="center"/>
+          </w:tcPr>
+          <w:p>
+            <w:pPr>
+              <w:spacing w:after="0" w:before="0" w:line="300"/>
+              <w:jc w:val="left"/>
+            </w:pPr>
+            <w:r>
+              <w:rPr>
+                <w:rFonts w:ascii="맑은 고딕" w:cs="맑은 고딕" w:eastAsia="맑은 고딕" w:hAnsi="맑은 고딕"/>
+                <w:sz w:val="18"/>
+                <w:szCs w:val="18"/>
+              </w:rPr>
+              <w:t xml:space="preserve">(아예 없음)</w:t>
+            </w:r>
+          </w:p>
+        </w:tc>
+        <w:tc>
+          <w:tcPr>
+            <w:tcW w:type="dxa" w:w="4200"/>
+            <w:tcBorders>
+              <w:top w:val="single" w:color="C9D6E5" w:sz="4"/>
+              <w:left w:val="single" w:color="C9D6E5" w:sz="4"/>
+              <w:bottom w:val="single" w:color="C9D6E5" w:sz="4"/>
+              <w:right w:val="single" w:color="C9D6E5" w:sz="4"/>
+            </w:tcBorders>
+            <w:tcMar>
+              <w:top w:type="dxa" w:w="60"/>
+              <w:left w:type="dxa" w:w="100"/>
+              <w:bottom w:type="dxa" w:w="60"/>
+              <w:right w:type="dxa" w:w="100"/>
+            </w:tcMar>
+            <w:vAlign w:val="center"/>
+          </w:tcPr>
+          <w:p>
+            <w:pPr>
+              <w:spacing w:after="0" w:before="0" w:line="300"/>
+              <w:jc w:val="left"/>
+            </w:pPr>
+            <w:r>
+              <w:rPr>
+                <w:rFonts w:ascii="맑은 고딕" w:cs="맑은 고딕" w:eastAsia="맑은 고딕" w:hAnsi="맑은 고딕"/>
+                <w:sz w:val="18"/>
+                <w:szCs w:val="18"/>
+              </w:rPr>
+              <w:t xml:space="preserve">★ XML — 나이스의 기본값이 XML 이다</w:t>
+            </w:r>
+          </w:p>
+        </w:tc>
+        <w:tc>
+          <w:tcPr>
+            <w:tcW w:type="dxa" w:w="3500"/>
+            <w:tcBorders>
+              <w:top w:val="single" w:color="C9D6E5" w:sz="4"/>
+              <w:left w:val="single" w:color="C9D6E5" w:sz="4"/>
+              <w:bottom w:val="single" w:color="C9D6E5" w:sz="4"/>
+              <w:right w:val="single" w:color="C9D6E5" w:sz="4"/>
+            </w:tcBorders>
+            <w:tcMar>
+              <w:top w:type="dxa" w:w="60"/>
+              <w:left w:type="dxa" w:w="100"/>
+              <w:bottom w:type="dxa" w:w="60"/>
+              <w:right w:type="dxa" w:w="100"/>
+            </w:tcMar>
+            <w:vAlign w:val="center"/>
+          </w:tcPr>
+          <w:p>
+            <w:pPr>
+              <w:spacing w:after="0" w:before="0" w:line="300"/>
+              <w:jc w:val="left"/>
+            </w:pPr>
+            <w:r>
+              <w:rPr>
+                <w:rFonts w:ascii="맑은 고딕" w:cs="맑은 고딕" w:eastAsia="맑은 고딕" w:hAnsi="맑은 고딕"/>
+                <w:sz w:val="18"/>
+                <w:szCs w:val="18"/>
+              </w:rPr>
+              <w:t xml:space="preserve">학생이 Type=json 을 지우면 이렇게 된다</w:t>
+            </w:r>
+          </w:p>
+        </w:tc>
+      </w:tr>
+    </w:tbl>
+    <w:p>
+      <w:pPr>
+        <w:spacing w:after="80" w:before="0"/>
+      </w:pPr>
+    </w:p>
+    <w:tbl>
+      <w:tblPr>
+        <w:tblW w:type="dxa" w:w="9600"/>
+        <w:tblBorders>
+          <w:top w:val="none" w:color="FFFFFF" w:sz="0"/>
+          <w:left w:val="none" w:color="FFFFFF" w:sz="0"/>
+          <w:bottom w:val="none" w:color="FFFFFF" w:sz="0"/>
+          <w:right w:val="none" w:color="FFFFFF" w:sz="0"/>
+          <w:insideH w:val="single" w:color="auto" w:sz="4"/>
+          <w:insideV w:val="single" w:color="auto" w:sz="4"/>
+        </w:tblBorders>
+      </w:tblPr>
+      <w:tblGrid>
+        <w:gridCol w:w="9600"/>
+      </w:tblGrid>
+      <w:tr>
+        <w:tc>
+          <w:tcPr>
+            <w:tcW w:type="dxa" w:w="9600"/>
+            <w:tcBorders>
+              <w:top w:val="none" w:color="FFFFFF" w:sz="0"/>
+              <w:left w:val="single" w:color="D9A441" w:sz="18"/>
+              <w:bottom w:val="none" w:color="FFFFFF" w:sz="0"/>
+              <w:right w:val="none" w:color="FFFFFF" w:sz="0"/>
+            </w:tcBorders>
+            <w:shd w:fill="FFF8E1" w:val="clear"/>
+            <w:tcMar>
+              <w:top w:type="dxa" w:w="110"/>
+              <w:left w:type="dxa" w:w="160"/>
+              <w:bottom w:type="dxa" w:w="110"/>
+              <w:right w:type="dxa" w:w="160"/>
+            </w:tcMar>
+          </w:tcPr>
+          <w:p>
+            <w:pPr>
+              <w:spacing w:after="40" w:before="0" w:line="300"/>
+              <w:jc w:val="left"/>
+            </w:pPr>
+            <w:r>
+              <w:rPr>
+                <w:rFonts w:ascii="맑은 고딕" w:cs="맑은 고딕" w:eastAsia="맑은 고딕" w:hAnsi="맑은 고딕"/>
+                <w:b/>
+                <w:bCs/>
+                <w:sz w:val="20"/>
+                <w:szCs w:val="20"/>
+              </w:rPr>
+              <w:t xml:space="preserve">★ 지도 포인트 — 왜 이걸 짚어야 하나</w:t>
+            </w:r>
+          </w:p>
+          <w:p>
+            <w:pPr>
+              <w:spacing w:after="20" w:before="20" w:line="300"/>
+              <w:jc w:val="left"/>
+            </w:pPr>
+            <w:r>
+              <w:rPr>
+                <w:rFonts w:ascii="맑은 고딕" w:cs="맑은 고딕" w:eastAsia="맑은 고딕" w:hAnsi="맑은 고딕"/>
+                <w:sz w:val="19"/>
+                <w:szCs w:val="19"/>
+              </w:rPr>
+              <w:t xml:space="preserve">세 가지 모두 CORS 가 열려 있어 브라우저에서 실제로 됩니다. 직접 눌러 보게 하세요.</w:t>
+            </w:r>
+          </w:p>
+          <w:p>
+            <w:pPr>
+              <w:spacing w:after="10" w:before="40" w:line="300"/>
+              <w:jc w:val="left"/>
+            </w:pPr>
+            <w:r>
+              <w:rPr>
+                <w:rFonts w:ascii="맑은 고딕" w:cs="맑은 고딕" w:eastAsia="맑은 고딕" w:hAnsi="맑은 고딕"/>
+                <w:b/>
+                <w:bCs/>
+                <w:sz w:val="19"/>
+                <w:szCs w:val="19"/>
+              </w:rPr>
+              <w:t xml:space="preserve">· 파라미터 하나가 응답의 「모양 자체」를 바꾼다</w:t>
+            </w:r>
+          </w:p>
+          <w:p>
+            <w:pPr>
+              <w:spacing w:after="20" w:before="20" w:line="300"/>
+              <w:jc w:val="left"/>
+            </w:pPr>
+            <w:r>
+              <w:rPr>
+                <w:rFonts w:ascii="맑은 고딕" w:cs="맑은 고딕" w:eastAsia="맑은 고딕" w:hAnsi="맑은 고딕"/>
+                <w:sz w:val="19"/>
+                <w:szCs w:val="19"/>
+              </w:rPr>
+              <w:t xml:space="preserve">· 활동 2 의 에듀넷 API 는 XML 로만 답합니다. 공공기관 API 는 XML 이 기본인 곳이 꽤 있습니다.</w:t>
+            </w:r>
+          </w:p>
+          <w:p>
+            <w:pPr>
+              <w:spacing w:after="20" w:before="20" w:line="300"/>
+              <w:jc w:val="left"/>
+            </w:pPr>
+            <w:r>
+              <w:rPr>
+                <w:rFonts w:ascii="맑은 고딕" w:cs="맑은 고딕" w:eastAsia="맑은 고딕" w:hAnsi="맑은 고딕"/>
+                <w:sz w:val="19"/>
+                <w:szCs w:val="19"/>
+              </w:rPr>
+              <w:t xml:space="preserve">· 고를 수 있으면 보통 Type · format · _type 같은 이름의 파라미터로 정합니다.</w:t>
+            </w:r>
+          </w:p>
+          <w:p>
+            <w:pPr>
+              <w:spacing w:after="20" w:before="20" w:line="300"/>
+              <w:jc w:val="left"/>
+            </w:pPr>
+            <w:r>
+              <w:rPr>
+                <w:rFonts w:ascii="맑은 고딕" w:cs="맑은 고딕" w:eastAsia="맑은 고딕" w:hAnsi="맑은 고딕"/>
+                <w:sz w:val="19"/>
+                <w:szCs w:val="19"/>
+              </w:rPr>
+              <w:t xml:space="preserve">· JSON 이 더 흔하다고 해서 XML 이 틀린 것은 아닙니다. 적는 방식이 다를 뿐입니다.</w:t>
+            </w:r>
+          </w:p>
+        </w:tc>
+      </w:tr>
+    </w:tbl>
     <w:p>
       <w:pPr>
         <w:spacing w:after="60" w:before="160"/>

--- a/docs/API실습_교사용.docx
+++ b/docs/API실습_교사용.docx
@@ -660,7 +660,7 @@
                 <w:sz w:val="18"/>
                 <w:szCs w:val="18"/>
               </w:rPr>
-              <w:t xml:space="preserve">API실습_학습지.docx — 학생 1인 1부 (10쪽)</w:t>
+              <w:t xml:space="preserve">API실습_학습지.docx — 학생 1인 1부</w:t>
             </w:r>
           </w:p>
         </w:tc>
@@ -874,7 +874,7 @@
                 <w:sz w:val="18"/>
                 <w:szCs w:val="18"/>
               </w:rPr>
-              <w:t xml:space="preserve">도입 · 앱 열기</w:t>
+              <w:t xml:space="preserve">활동 0 (탭① API 란?)</w:t>
             </w:r>
           </w:p>
         </w:tc>
@@ -906,7 +906,7 @@
                 <w:sz w:val="18"/>
                 <w:szCs w:val="18"/>
               </w:rPr>
-              <w:t xml:space="preserve">「급식 정보는 어디서 올까?」로 시작하면 몰입이 빠릅니다.</w:t>
+              <w:t xml:space="preserve">급식실 창구 비유로 개념만 잡습니다. 채점하지 않습니다.</w:t>
             </w:r>
           </w:p>
         </w:tc>
@@ -944,7 +944,7 @@
                 <w:sz w:val="18"/>
                 <w:szCs w:val="18"/>
               </w:rPr>
-              <w:t xml:space="preserve">10분</w:t>
+              <w:t xml:space="preserve">8분</w:t>
             </w:r>
           </w:p>
         </w:tc>
@@ -1503,7 +1503,7 @@
           <w:sz w:val="21"/>
           <w:szCs w:val="21"/>
         </w:rPr>
-        <w:t xml:space="preserve">들어가며</w:t>
+        <w:t xml:space="preserve">활동 0 — API 란 무엇인가 (소개 탭 · 채점 안 함)</w:t>
       </w:r>
     </w:p>
     <w:tbl>
@@ -1519,8 +1519,8 @@
         </w:tblBorders>
       </w:tblPr>
       <w:tblGrid>
-        <w:gridCol w:w="3400"/>
-        <w:gridCol w:w="6200"/>
+        <w:gridCol w:w="4000"/>
+        <w:gridCol w:w="5600"/>
       </w:tblGrid>
       <w:tr>
         <w:trPr>
@@ -1528,7 +1528,7 @@
         </w:trPr>
         <w:tc>
           <w:tcPr>
-            <w:tcW w:type="dxa" w:w="3400"/>
+            <w:tcW w:type="dxa" w:w="4000"/>
             <w:tcBorders>
               <w:top w:val="single" w:color="C9D6E5" w:sz="4"/>
               <w:left w:val="single" w:color="C9D6E5" w:sz="4"/>
@@ -1557,13 +1557,13 @@
                 <w:sz w:val="18"/>
                 <w:szCs w:val="18"/>
               </w:rPr>
-              <w:t xml:space="preserve">물음</w:t>
-            </w:r>
-          </w:p>
-        </w:tc>
-        <w:tc>
-          <w:tcPr>
-            <w:tcW w:type="dxa" w:w="6200"/>
+              <w:t xml:space="preserve">급식실 창구</w:t>
+            </w:r>
+          </w:p>
+        </w:tc>
+        <w:tc>
+          <w:tcPr>
+            <w:tcW w:type="dxa" w:w="5600"/>
             <w:tcBorders>
               <w:top w:val="single" w:color="C9D6E5" w:sz="4"/>
               <w:left w:val="single" w:color="C9D6E5" w:sz="4"/>
@@ -1592,7 +1592,7 @@
                 <w:sz w:val="18"/>
                 <w:szCs w:val="18"/>
               </w:rPr>
-              <w:t xml:space="preserve">정답 (예시)</w:t>
+              <w:t xml:space="preserve">API 에서는 (정답)</w:t>
             </w:r>
           </w:p>
         </w:tc>
@@ -1600,69 +1600,69 @@
       <w:tr>
         <w:trPr>
           <w:cantSplit/>
-          <w:trHeight w:val="460" w:hRule="atLeast"/>
+          <w:trHeight w:val="420" w:hRule="atLeast"/>
         </w:trPr>
         <w:tc>
           <w:tcPr>
-            <w:tcW w:type="dxa" w:w="3400"/>
-            <w:tcBorders>
-              <w:top w:val="single" w:color="C9D6E5" w:sz="4"/>
-              <w:left w:val="single" w:color="C9D6E5" w:sz="4"/>
-              <w:bottom w:val="single" w:color="C9D6E5" w:sz="4"/>
-              <w:right w:val="single" w:color="C9D6E5" w:sz="4"/>
-            </w:tcBorders>
-            <w:tcMar>
-              <w:top w:type="dxa" w:w="60"/>
-              <w:left w:type="dxa" w:w="100"/>
-              <w:bottom w:type="dxa" w:w="60"/>
-              <w:right w:type="dxa" w:w="100"/>
-            </w:tcMar>
-            <w:vAlign w:val="center"/>
-          </w:tcPr>
-          <w:p>
-            <w:pPr>
-              <w:spacing w:after="0" w:before="0" w:line="300"/>
-              <w:jc w:val="left"/>
-            </w:pPr>
-            <w:r>
-              <w:rPr>
-                <w:rFonts w:ascii="맑은 고딕" w:cs="맑은 고딕" w:eastAsia="맑은 고딕" w:hAnsi="맑은 고딕"/>
-                <w:sz w:val="18"/>
-                <w:szCs w:val="18"/>
-              </w:rPr>
-              <w:t xml:space="preserve">사람이 보는 웹페이지와 API 응답의 다른 점은?</w:t>
-            </w:r>
-          </w:p>
-        </w:tc>
-        <w:tc>
-          <w:tcPr>
-            <w:tcW w:type="dxa" w:w="6200"/>
-            <w:tcBorders>
-              <w:top w:val="single" w:color="C9D6E5" w:sz="4"/>
-              <w:left w:val="single" w:color="C9D6E5" w:sz="4"/>
-              <w:bottom w:val="single" w:color="C9D6E5" w:sz="4"/>
-              <w:right w:val="single" w:color="C9D6E5" w:sz="4"/>
-            </w:tcBorders>
-            <w:tcMar>
-              <w:top w:type="dxa" w:w="60"/>
-              <w:left w:type="dxa" w:w="100"/>
-              <w:bottom w:type="dxa" w:w="60"/>
-              <w:right w:type="dxa" w:w="100"/>
-            </w:tcMar>
-            <w:vAlign w:val="center"/>
-          </w:tcPr>
-          <w:p>
-            <w:pPr>
-              <w:spacing w:after="0" w:before="0" w:line="300"/>
-              <w:jc w:val="left"/>
-            </w:pPr>
-            <w:r>
-              <w:rPr>
-                <w:rFonts w:ascii="맑은 고딕" w:cs="맑은 고딕" w:eastAsia="맑은 고딕" w:hAnsi="맑은 고딕"/>
-                <w:sz w:val="18"/>
-                <w:szCs w:val="18"/>
-              </w:rPr>
-              <w:t xml:space="preserve">웹페이지는 글꼴·색·그림 같은 꾸밈이 붙어 있고, API 는 꾸밈 없이 자료만 준다. 그래서 프로그램이 바로 꺼내 쓸 수 있다.</w:t>
+            <w:tcW w:type="dxa" w:w="4000"/>
+            <w:tcBorders>
+              <w:top w:val="single" w:color="C9D6E5" w:sz="4"/>
+              <w:left w:val="single" w:color="C9D6E5" w:sz="4"/>
+              <w:bottom w:val="single" w:color="C9D6E5" w:sz="4"/>
+              <w:right w:val="single" w:color="C9D6E5" w:sz="4"/>
+            </w:tcBorders>
+            <w:tcMar>
+              <w:top w:type="dxa" w:w="60"/>
+              <w:left w:type="dxa" w:w="100"/>
+              <w:bottom w:type="dxa" w:w="60"/>
+              <w:right w:type="dxa" w:w="100"/>
+            </w:tcMar>
+            <w:vAlign w:val="center"/>
+          </w:tcPr>
+          <w:p>
+            <w:pPr>
+              <w:spacing w:after="0" w:before="0" w:line="300"/>
+              <w:jc w:val="left"/>
+            </w:pPr>
+            <w:r>
+              <w:rPr>
+                <w:rFonts w:ascii="맑은 고딕" w:cs="맑은 고딕" w:eastAsia="맑은 고딕" w:hAnsi="맑은 고딕"/>
+                <w:sz w:val="18"/>
+                <w:szCs w:val="18"/>
+              </w:rPr>
+              <w:t xml:space="preserve">창구에 줄 서서 말한다</w:t>
+            </w:r>
+          </w:p>
+        </w:tc>
+        <w:tc>
+          <w:tcPr>
+            <w:tcW w:type="dxa" w:w="5600"/>
+            <w:tcBorders>
+              <w:top w:val="single" w:color="C9D6E5" w:sz="4"/>
+              <w:left w:val="single" w:color="C9D6E5" w:sz="4"/>
+              <w:bottom w:val="single" w:color="C9D6E5" w:sz="4"/>
+              <w:right w:val="single" w:color="C9D6E5" w:sz="4"/>
+            </w:tcBorders>
+            <w:tcMar>
+              <w:top w:type="dxa" w:w="60"/>
+              <w:left w:type="dxa" w:w="100"/>
+              <w:bottom w:type="dxa" w:w="60"/>
+              <w:right w:type="dxa" w:w="100"/>
+            </w:tcMar>
+            <w:vAlign w:val="center"/>
+          </w:tcPr>
+          <w:p>
+            <w:pPr>
+              <w:spacing w:after="0" w:before="0" w:line="300"/>
+              <w:jc w:val="left"/>
+            </w:pPr>
+            <w:r>
+              <w:rPr>
+                <w:rFonts w:ascii="맑은 고딕" w:cs="맑은 고딕" w:eastAsia="맑은 고딕" w:hAnsi="맑은 고딕"/>
+                <w:sz w:val="18"/>
+                <w:szCs w:val="18"/>
+              </w:rPr>
+              <w:t xml:space="preserve">주소를 부른다 (요청)</w:t>
             </w:r>
           </w:p>
         </w:tc>
@@ -1670,69 +1670,69 @@
       <w:tr>
         <w:trPr>
           <w:cantSplit/>
-          <w:trHeight w:val="460" w:hRule="atLeast"/>
+          <w:trHeight w:val="420" w:hRule="atLeast"/>
         </w:trPr>
         <w:tc>
           <w:tcPr>
-            <w:tcW w:type="dxa" w:w="3400"/>
-            <w:tcBorders>
-              <w:top w:val="single" w:color="C9D6E5" w:sz="4"/>
-              <w:left w:val="single" w:color="C9D6E5" w:sz="4"/>
-              <w:bottom w:val="single" w:color="C9D6E5" w:sz="4"/>
-              <w:right w:val="single" w:color="C9D6E5" w:sz="4"/>
-            </w:tcBorders>
-            <w:tcMar>
-              <w:top w:type="dxa" w:w="60"/>
-              <w:left w:type="dxa" w:w="100"/>
-              <w:bottom w:type="dxa" w:w="60"/>
-              <w:right w:type="dxa" w:w="100"/>
-            </w:tcMar>
-            <w:vAlign w:val="center"/>
-          </w:tcPr>
-          <w:p>
-            <w:pPr>
-              <w:spacing w:after="0" w:before="0" w:line="300"/>
-              <w:jc w:val="left"/>
-            </w:pPr>
-            <w:r>
-              <w:rPr>
-                <w:rFonts w:ascii="맑은 고딕" w:cs="맑은 고딕" w:eastAsia="맑은 고딕" w:hAnsi="맑은 고딕"/>
-                <w:sz w:val="18"/>
-                <w:szCs w:val="18"/>
-              </w:rPr>
-              <w:t xml:space="preserve">JSON 에서 { } 는?</w:t>
-            </w:r>
-          </w:p>
-        </w:tc>
-        <w:tc>
-          <w:tcPr>
-            <w:tcW w:type="dxa" w:w="6200"/>
-            <w:tcBorders>
-              <w:top w:val="single" w:color="C9D6E5" w:sz="4"/>
-              <w:left w:val="single" w:color="C9D6E5" w:sz="4"/>
-              <w:bottom w:val="single" w:color="C9D6E5" w:sz="4"/>
-              <w:right w:val="single" w:color="C9D6E5" w:sz="4"/>
-            </w:tcBorders>
-            <w:tcMar>
-              <w:top w:type="dxa" w:w="60"/>
-              <w:left w:type="dxa" w:w="100"/>
-              <w:bottom w:type="dxa" w:w="60"/>
-              <w:right w:type="dxa" w:w="100"/>
-            </w:tcMar>
-            <w:vAlign w:val="center"/>
-          </w:tcPr>
-          <w:p>
-            <w:pPr>
-              <w:spacing w:after="0" w:before="0" w:line="300"/>
-              <w:jc w:val="left"/>
-            </w:pPr>
-            <w:r>
-              <w:rPr>
-                <w:rFonts w:ascii="맑은 고딕" w:cs="맑은 고딕" w:eastAsia="맑은 고딕" w:hAnsi="맑은 고딕"/>
-                <w:sz w:val="18"/>
-                <w:szCs w:val="18"/>
-              </w:rPr>
-              <w:t xml:space="preserve">이름표가 붙은 묶음 (파이썬의 딕셔너리와 비슷)</w:t>
+            <w:tcW w:type="dxa" w:w="4000"/>
+            <w:tcBorders>
+              <w:top w:val="single" w:color="C9D6E5" w:sz="4"/>
+              <w:left w:val="single" w:color="C9D6E5" w:sz="4"/>
+              <w:bottom w:val="single" w:color="C9D6E5" w:sz="4"/>
+              <w:right w:val="single" w:color="C9D6E5" w:sz="4"/>
+            </w:tcBorders>
+            <w:tcMar>
+              <w:top w:type="dxa" w:w="60"/>
+              <w:left w:type="dxa" w:w="100"/>
+              <w:bottom w:type="dxa" w:w="60"/>
+              <w:right w:type="dxa" w:w="100"/>
+            </w:tcMar>
+            <w:vAlign w:val="center"/>
+          </w:tcPr>
+          <w:p>
+            <w:pPr>
+              <w:spacing w:after="0" w:before="0" w:line="300"/>
+              <w:jc w:val="left"/>
+            </w:pPr>
+            <w:r>
+              <w:rPr>
+                <w:rFonts w:ascii="맑은 고딕" w:cs="맑은 고딕" w:eastAsia="맑은 고딕" w:hAnsi="맑은 고딕"/>
+                <w:sz w:val="18"/>
+                <w:szCs w:val="18"/>
+              </w:rPr>
+              <w:t xml:space="preserve">영양사 선생님이 찾는다</w:t>
+            </w:r>
+          </w:p>
+        </w:tc>
+        <w:tc>
+          <w:tcPr>
+            <w:tcW w:type="dxa" w:w="5600"/>
+            <w:tcBorders>
+              <w:top w:val="single" w:color="C9D6E5" w:sz="4"/>
+              <w:left w:val="single" w:color="C9D6E5" w:sz="4"/>
+              <w:bottom w:val="single" w:color="C9D6E5" w:sz="4"/>
+              <w:right w:val="single" w:color="C9D6E5" w:sz="4"/>
+            </w:tcBorders>
+            <w:tcMar>
+              <w:top w:type="dxa" w:w="60"/>
+              <w:left w:type="dxa" w:w="100"/>
+              <w:bottom w:type="dxa" w:w="60"/>
+              <w:right w:type="dxa" w:w="100"/>
+            </w:tcMar>
+            <w:vAlign w:val="center"/>
+          </w:tcPr>
+          <w:p>
+            <w:pPr>
+              <w:spacing w:after="0" w:before="0" w:line="300"/>
+              <w:jc w:val="left"/>
+            </w:pPr>
+            <w:r>
+              <w:rPr>
+                <w:rFonts w:ascii="맑은 고딕" w:cs="맑은 고딕" w:eastAsia="맑은 고딕" w:hAnsi="맑은 고딕"/>
+                <w:sz w:val="18"/>
+                <w:szCs w:val="18"/>
+              </w:rPr>
+              <w:t xml:space="preserve">서버가 조건에 맞는 자료를 찾는다</w:t>
             </w:r>
           </w:p>
         </w:tc>
@@ -1740,69 +1740,660 @@
       <w:tr>
         <w:trPr>
           <w:cantSplit/>
-          <w:trHeight w:val="460" w:hRule="atLeast"/>
+          <w:trHeight w:val="420" w:hRule="atLeast"/>
         </w:trPr>
         <w:tc>
           <w:tcPr>
-            <w:tcW w:type="dxa" w:w="3400"/>
-            <w:tcBorders>
-              <w:top w:val="single" w:color="C9D6E5" w:sz="4"/>
-              <w:left w:val="single" w:color="C9D6E5" w:sz="4"/>
-              <w:bottom w:val="single" w:color="C9D6E5" w:sz="4"/>
-              <w:right w:val="single" w:color="C9D6E5" w:sz="4"/>
-            </w:tcBorders>
-            <w:tcMar>
-              <w:top w:type="dxa" w:w="60"/>
-              <w:left w:type="dxa" w:w="100"/>
-              <w:bottom w:type="dxa" w:w="60"/>
-              <w:right w:type="dxa" w:w="100"/>
-            </w:tcMar>
-            <w:vAlign w:val="center"/>
-          </w:tcPr>
-          <w:p>
-            <w:pPr>
-              <w:spacing w:after="0" w:before="0" w:line="300"/>
-              <w:jc w:val="left"/>
-            </w:pPr>
-            <w:r>
-              <w:rPr>
-                <w:rFonts w:ascii="맑은 고딕" w:cs="맑은 고딕" w:eastAsia="맑은 고딕" w:hAnsi="맑은 고딕"/>
-                <w:sz w:val="18"/>
-                <w:szCs w:val="18"/>
-              </w:rPr>
-              <w:t xml:space="preserve">JSON 에서 [ ] 는?</w:t>
-            </w:r>
-          </w:p>
-        </w:tc>
-        <w:tc>
-          <w:tcPr>
-            <w:tcW w:type="dxa" w:w="6200"/>
-            <w:tcBorders>
-              <w:top w:val="single" w:color="C9D6E5" w:sz="4"/>
-              <w:left w:val="single" w:color="C9D6E5" w:sz="4"/>
-              <w:bottom w:val="single" w:color="C9D6E5" w:sz="4"/>
-              <w:right w:val="single" w:color="C9D6E5" w:sz="4"/>
-            </w:tcBorders>
-            <w:tcMar>
-              <w:top w:type="dxa" w:w="60"/>
-              <w:left w:type="dxa" w:w="100"/>
-              <w:bottom w:type="dxa" w:w="60"/>
-              <w:right w:type="dxa" w:w="100"/>
-            </w:tcMar>
-            <w:vAlign w:val="center"/>
-          </w:tcPr>
-          <w:p>
-            <w:pPr>
-              <w:spacing w:after="0" w:before="0" w:line="300"/>
-              <w:jc w:val="left"/>
-            </w:pPr>
-            <w:r>
-              <w:rPr>
-                <w:rFonts w:ascii="맑은 고딕" w:cs="맑은 고딕" w:eastAsia="맑은 고딕" w:hAnsi="맑은 고딕"/>
-                <w:sz w:val="18"/>
-                <w:szCs w:val="18"/>
-              </w:rPr>
-              <w:t xml:space="preserve">차례가 있는 목록. 번호는 0부터 센다.</w:t>
+            <w:tcW w:type="dxa" w:w="4000"/>
+            <w:tcBorders>
+              <w:top w:val="single" w:color="C9D6E5" w:sz="4"/>
+              <w:left w:val="single" w:color="C9D6E5" w:sz="4"/>
+              <w:bottom w:val="single" w:color="C9D6E5" w:sz="4"/>
+              <w:right w:val="single" w:color="C9D6E5" w:sz="4"/>
+            </w:tcBorders>
+            <w:tcMar>
+              <w:top w:type="dxa" w:w="60"/>
+              <w:left w:type="dxa" w:w="100"/>
+              <w:bottom w:type="dxa" w:w="60"/>
+              <w:right w:type="dxa" w:w="100"/>
+            </w:tcMar>
+            <w:vAlign w:val="center"/>
+          </w:tcPr>
+          <w:p>
+            <w:pPr>
+              <w:spacing w:after="0" w:before="0" w:line="300"/>
+              <w:jc w:val="left"/>
+            </w:pPr>
+            <w:r>
+              <w:rPr>
+                <w:rFonts w:ascii="맑은 고딕" w:cs="맑은 고딕" w:eastAsia="맑은 고딕" w:hAnsi="맑은 고딕"/>
+                <w:sz w:val="18"/>
+                <w:szCs w:val="18"/>
+              </w:rPr>
+              <w:t xml:space="preserve">식판에 담아 준다</w:t>
+            </w:r>
+          </w:p>
+        </w:tc>
+        <w:tc>
+          <w:tcPr>
+            <w:tcW w:type="dxa" w:w="5600"/>
+            <w:tcBorders>
+              <w:top w:val="single" w:color="C9D6E5" w:sz="4"/>
+              <w:left w:val="single" w:color="C9D6E5" w:sz="4"/>
+              <w:bottom w:val="single" w:color="C9D6E5" w:sz="4"/>
+              <w:right w:val="single" w:color="C9D6E5" w:sz="4"/>
+            </w:tcBorders>
+            <w:tcMar>
+              <w:top w:type="dxa" w:w="60"/>
+              <w:left w:type="dxa" w:w="100"/>
+              <w:bottom w:type="dxa" w:w="60"/>
+              <w:right w:type="dxa" w:w="100"/>
+            </w:tcMar>
+            <w:vAlign w:val="center"/>
+          </w:tcPr>
+          <w:p>
+            <w:pPr>
+              <w:spacing w:after="0" w:before="0" w:line="300"/>
+              <w:jc w:val="left"/>
+            </w:pPr>
+            <w:r>
+              <w:rPr>
+                <w:rFonts w:ascii="맑은 고딕" w:cs="맑은 고딕" w:eastAsia="맑은 고딕" w:hAnsi="맑은 고딕"/>
+                <w:sz w:val="18"/>
+                <w:szCs w:val="18"/>
+              </w:rPr>
+              <w:t xml:space="preserve">정해진 형식(JSON·XML)으로 돌려준다 (응답)</w:t>
+            </w:r>
+          </w:p>
+        </w:tc>
+      </w:tr>
+    </w:tbl>
+    <w:p>
+      <w:pPr>
+        <w:spacing w:after="80" w:before="0"/>
+      </w:pPr>
+    </w:p>
+    <w:p>
+      <w:pPr>
+        <w:spacing w:after="40" w:before="40" w:line="300"/>
+        <w:jc w:val="left"/>
+      </w:pPr>
+      <w:r>
+        <w:rPr>
+          <w:rFonts w:ascii="맑은 고딕" w:cs="맑은 고딕" w:eastAsia="맑은 고딕" w:hAnsi="맑은 고딕"/>
+          <w:b/>
+          <w:bCs/>
+          <w:sz w:val="19"/>
+          <w:szCs w:val="19"/>
+        </w:rPr>
+        <w:t xml:space="preserve">API 한 줄 설명 (예시 답) — </w:t>
+      </w:r>
+      <w:r>
+        <w:rPr>
+          <w:rFonts w:ascii="맑은 고딕" w:cs="맑은 고딕" w:eastAsia="맑은 고딕" w:hAnsi="맑은 고딕"/>
+          <w:sz w:val="19"/>
+          <w:szCs w:val="19"/>
+        </w:rPr>
+        <w:t xml:space="preserve">「프로그램이 부를 수 있는 창구」. 무엇을 물어볼 수 있는지, 어떻게 물어야 하는지, 어떤 모양으로 답이 오는지를 미리 정해 둔 약속.</w:t>
+      </w:r>
+    </w:p>
+    <w:p>
+      <w:pPr>
+        <w:spacing w:after="80" w:before="0"/>
+      </w:pPr>
+    </w:p>
+    <w:tbl>
+      <w:tblPr>
+        <w:tblW w:type="dxa" w:w="9600"/>
+        <w:tblBorders>
+          <w:top w:val="single" w:color="auto" w:sz="4"/>
+          <w:left w:val="single" w:color="auto" w:sz="4"/>
+          <w:bottom w:val="single" w:color="auto" w:sz="4"/>
+          <w:right w:val="single" w:color="auto" w:sz="4"/>
+          <w:insideH w:val="single" w:color="auto" w:sz="4"/>
+          <w:insideV w:val="single" w:color="auto" w:sz="4"/>
+        </w:tblBorders>
+      </w:tblPr>
+      <w:tblGrid>
+        <w:gridCol w:w="2200"/>
+        <w:gridCol w:w="3700"/>
+        <w:gridCol w:w="3700"/>
+      </w:tblGrid>
+      <w:tr>
+        <w:trPr>
+          <w:tblHeader/>
+        </w:trPr>
+        <w:tc>
+          <w:tcPr>
+            <w:tcW w:type="dxa" w:w="2200"/>
+            <w:tcBorders>
+              <w:top w:val="single" w:color="C9D6E5" w:sz="4"/>
+              <w:left w:val="single" w:color="C9D6E5" w:sz="4"/>
+              <w:bottom w:val="single" w:color="C9D6E5" w:sz="4"/>
+              <w:right w:val="single" w:color="C9D6E5" w:sz="4"/>
+            </w:tcBorders>
+            <w:shd w:fill="E8F1FD" w:val="clear"/>
+            <w:tcMar>
+              <w:top w:type="dxa" w:w="60"/>
+              <w:left w:type="dxa" w:w="100"/>
+              <w:bottom w:type="dxa" w:w="60"/>
+              <w:right w:type="dxa" w:w="100"/>
+            </w:tcMar>
+            <w:vAlign w:val="center"/>
+          </w:tcPr>
+          <w:p>
+            <w:pPr>
+              <w:spacing w:after="0" w:before="0" w:line="300"/>
+              <w:jc w:val="center"/>
+            </w:pPr>
+            <w:r>
+              <w:rPr>
+                <w:rFonts w:ascii="맑은 고딕" w:cs="맑은 고딕" w:eastAsia="맑은 고딕" w:hAnsi="맑은 고딕"/>
+                <w:b/>
+                <w:bCs/>
+                <w:sz w:val="18"/>
+                <w:szCs w:val="18"/>
+              </w:rPr>
+              <w:t xml:space="preserve"/>
+            </w:r>
+          </w:p>
+        </w:tc>
+        <w:tc>
+          <w:tcPr>
+            <w:tcW w:type="dxa" w:w="3700"/>
+            <w:tcBorders>
+              <w:top w:val="single" w:color="C9D6E5" w:sz="4"/>
+              <w:left w:val="single" w:color="C9D6E5" w:sz="4"/>
+              <w:bottom w:val="single" w:color="C9D6E5" w:sz="4"/>
+              <w:right w:val="single" w:color="C9D6E5" w:sz="4"/>
+            </w:tcBorders>
+            <w:shd w:fill="E8F1FD" w:val="clear"/>
+            <w:tcMar>
+              <w:top w:type="dxa" w:w="60"/>
+              <w:left w:type="dxa" w:w="100"/>
+              <w:bottom w:type="dxa" w:w="60"/>
+              <w:right w:type="dxa" w:w="100"/>
+            </w:tcMar>
+            <w:vAlign w:val="center"/>
+          </w:tcPr>
+          <w:p>
+            <w:pPr>
+              <w:spacing w:after="0" w:before="0" w:line="300"/>
+              <w:jc w:val="center"/>
+            </w:pPr>
+            <w:r>
+              <w:rPr>
+                <w:rFonts w:ascii="맑은 고딕" w:cs="맑은 고딕" w:eastAsia="맑은 고딕" w:hAnsi="맑은 고딕"/>
+                <w:b/>
+                <w:bCs/>
+                <w:sz w:val="18"/>
+                <w:szCs w:val="18"/>
+              </w:rPr>
+              <w:t xml:space="preserve">사람이 보는 화면</w:t>
+            </w:r>
+          </w:p>
+        </w:tc>
+        <w:tc>
+          <w:tcPr>
+            <w:tcW w:type="dxa" w:w="3700"/>
+            <w:tcBorders>
+              <w:top w:val="single" w:color="C9D6E5" w:sz="4"/>
+              <w:left w:val="single" w:color="C9D6E5" w:sz="4"/>
+              <w:bottom w:val="single" w:color="C9D6E5" w:sz="4"/>
+              <w:right w:val="single" w:color="C9D6E5" w:sz="4"/>
+            </w:tcBorders>
+            <w:shd w:fill="E8F1FD" w:val="clear"/>
+            <w:tcMar>
+              <w:top w:type="dxa" w:w="60"/>
+              <w:left w:type="dxa" w:w="100"/>
+              <w:bottom w:type="dxa" w:w="60"/>
+              <w:right w:type="dxa" w:w="100"/>
+            </w:tcMar>
+            <w:vAlign w:val="center"/>
+          </w:tcPr>
+          <w:p>
+            <w:pPr>
+              <w:spacing w:after="0" w:before="0" w:line="300"/>
+              <w:jc w:val="center"/>
+            </w:pPr>
+            <w:r>
+              <w:rPr>
+                <w:rFonts w:ascii="맑은 고딕" w:cs="맑은 고딕" w:eastAsia="맑은 고딕" w:hAnsi="맑은 고딕"/>
+                <w:b/>
+                <w:bCs/>
+                <w:sz w:val="18"/>
+                <w:szCs w:val="18"/>
+              </w:rPr>
+              <w:t xml:space="preserve">API 응답</w:t>
+            </w:r>
+          </w:p>
+        </w:tc>
+      </w:tr>
+      <w:tr>
+        <w:trPr>
+          <w:cantSplit/>
+          <w:trHeight w:val="420" w:hRule="atLeast"/>
+        </w:trPr>
+        <w:tc>
+          <w:tcPr>
+            <w:tcW w:type="dxa" w:w="2200"/>
+            <w:tcBorders>
+              <w:top w:val="single" w:color="C9D6E5" w:sz="4"/>
+              <w:left w:val="single" w:color="C9D6E5" w:sz="4"/>
+              <w:bottom w:val="single" w:color="C9D6E5" w:sz="4"/>
+              <w:right w:val="single" w:color="C9D6E5" w:sz="4"/>
+            </w:tcBorders>
+            <w:tcMar>
+              <w:top w:type="dxa" w:w="60"/>
+              <w:left w:type="dxa" w:w="100"/>
+              <w:bottom w:type="dxa" w:w="60"/>
+              <w:right w:type="dxa" w:w="100"/>
+            </w:tcMar>
+            <w:vAlign w:val="center"/>
+          </w:tcPr>
+          <w:p>
+            <w:pPr>
+              <w:spacing w:after="0" w:before="0" w:line="300"/>
+              <w:jc w:val="left"/>
+            </w:pPr>
+            <w:r>
+              <w:rPr>
+                <w:rFonts w:ascii="맑은 고딕" w:cs="맑은 고딕" w:eastAsia="맑은 고딕" w:hAnsi="맑은 고딕"/>
+                <w:sz w:val="18"/>
+                <w:szCs w:val="18"/>
+              </w:rPr>
+              <w:t xml:space="preserve">무엇이 들어 있나</w:t>
+            </w:r>
+          </w:p>
+        </w:tc>
+        <w:tc>
+          <w:tcPr>
+            <w:tcW w:type="dxa" w:w="3700"/>
+            <w:tcBorders>
+              <w:top w:val="single" w:color="C9D6E5" w:sz="4"/>
+              <w:left w:val="single" w:color="C9D6E5" w:sz="4"/>
+              <w:bottom w:val="single" w:color="C9D6E5" w:sz="4"/>
+              <w:right w:val="single" w:color="C9D6E5" w:sz="4"/>
+            </w:tcBorders>
+            <w:tcMar>
+              <w:top w:type="dxa" w:w="60"/>
+              <w:left w:type="dxa" w:w="100"/>
+              <w:bottom w:type="dxa" w:w="60"/>
+              <w:right w:type="dxa" w:w="100"/>
+            </w:tcMar>
+            <w:vAlign w:val="center"/>
+          </w:tcPr>
+          <w:p>
+            <w:pPr>
+              <w:spacing w:after="0" w:before="0" w:line="300"/>
+              <w:jc w:val="left"/>
+            </w:pPr>
+            <w:r>
+              <w:rPr>
+                <w:rFonts w:ascii="맑은 고딕" w:cs="맑은 고딕" w:eastAsia="맑은 고딕" w:hAnsi="맑은 고딕"/>
+                <w:sz w:val="18"/>
+                <w:szCs w:val="18"/>
+              </w:rPr>
+              <w:t xml:space="preserve">자료 + 꾸밈 + 광고</w:t>
+            </w:r>
+          </w:p>
+        </w:tc>
+        <w:tc>
+          <w:tcPr>
+            <w:tcW w:type="dxa" w:w="3700"/>
+            <w:tcBorders>
+              <w:top w:val="single" w:color="C9D6E5" w:sz="4"/>
+              <w:left w:val="single" w:color="C9D6E5" w:sz="4"/>
+              <w:bottom w:val="single" w:color="C9D6E5" w:sz="4"/>
+              <w:right w:val="single" w:color="C9D6E5" w:sz="4"/>
+            </w:tcBorders>
+            <w:tcMar>
+              <w:top w:type="dxa" w:w="60"/>
+              <w:left w:type="dxa" w:w="100"/>
+              <w:bottom w:type="dxa" w:w="60"/>
+              <w:right w:type="dxa" w:w="100"/>
+            </w:tcMar>
+            <w:vAlign w:val="center"/>
+          </w:tcPr>
+          <w:p>
+            <w:pPr>
+              <w:spacing w:after="0" w:before="0" w:line="300"/>
+              <w:jc w:val="left"/>
+            </w:pPr>
+            <w:r>
+              <w:rPr>
+                <w:rFonts w:ascii="맑은 고딕" w:cs="맑은 고딕" w:eastAsia="맑은 고딕" w:hAnsi="맑은 고딕"/>
+                <w:sz w:val="18"/>
+                <w:szCs w:val="18"/>
+              </w:rPr>
+              <w:t xml:space="preserve">자료만</w:t>
+            </w:r>
+          </w:p>
+        </w:tc>
+      </w:tr>
+      <w:tr>
+        <w:trPr>
+          <w:cantSplit/>
+          <w:trHeight w:val="420" w:hRule="atLeast"/>
+        </w:trPr>
+        <w:tc>
+          <w:tcPr>
+            <w:tcW w:type="dxa" w:w="2200"/>
+            <w:tcBorders>
+              <w:top w:val="single" w:color="C9D6E5" w:sz="4"/>
+              <w:left w:val="single" w:color="C9D6E5" w:sz="4"/>
+              <w:bottom w:val="single" w:color="C9D6E5" w:sz="4"/>
+              <w:right w:val="single" w:color="C9D6E5" w:sz="4"/>
+            </w:tcBorders>
+            <w:tcMar>
+              <w:top w:type="dxa" w:w="60"/>
+              <w:left w:type="dxa" w:w="100"/>
+              <w:bottom w:type="dxa" w:w="60"/>
+              <w:right w:type="dxa" w:w="100"/>
+            </w:tcMar>
+            <w:vAlign w:val="center"/>
+          </w:tcPr>
+          <w:p>
+            <w:pPr>
+              <w:spacing w:after="0" w:before="0" w:line="300"/>
+              <w:jc w:val="left"/>
+            </w:pPr>
+            <w:r>
+              <w:rPr>
+                <w:rFonts w:ascii="맑은 고딕" w:cs="맑은 고딕" w:eastAsia="맑은 고딕" w:hAnsi="맑은 고딕"/>
+                <w:sz w:val="18"/>
+                <w:szCs w:val="18"/>
+              </w:rPr>
+              <w:t xml:space="preserve">이름표가 있나</w:t>
+            </w:r>
+          </w:p>
+        </w:tc>
+        <w:tc>
+          <w:tcPr>
+            <w:tcW w:type="dxa" w:w="3700"/>
+            <w:tcBorders>
+              <w:top w:val="single" w:color="C9D6E5" w:sz="4"/>
+              <w:left w:val="single" w:color="C9D6E5" w:sz="4"/>
+              <w:bottom w:val="single" w:color="C9D6E5" w:sz="4"/>
+              <w:right w:val="single" w:color="C9D6E5" w:sz="4"/>
+            </w:tcBorders>
+            <w:tcMar>
+              <w:top w:type="dxa" w:w="60"/>
+              <w:left w:type="dxa" w:w="100"/>
+              <w:bottom w:type="dxa" w:w="60"/>
+              <w:right w:type="dxa" w:w="100"/>
+            </w:tcMar>
+            <w:vAlign w:val="center"/>
+          </w:tcPr>
+          <w:p>
+            <w:pPr>
+              <w:spacing w:after="0" w:before="0" w:line="300"/>
+              <w:jc w:val="left"/>
+            </w:pPr>
+            <w:r>
+              <w:rPr>
+                <w:rFonts w:ascii="맑은 고딕" w:cs="맑은 고딕" w:eastAsia="맑은 고딕" w:hAnsi="맑은 고딕"/>
+                <w:sz w:val="18"/>
+                <w:szCs w:val="18"/>
+              </w:rPr>
+              <w:t xml:space="preserve">없다 (보고 짐작해야 한다)</w:t>
+            </w:r>
+          </w:p>
+        </w:tc>
+        <w:tc>
+          <w:tcPr>
+            <w:tcW w:type="dxa" w:w="3700"/>
+            <w:tcBorders>
+              <w:top w:val="single" w:color="C9D6E5" w:sz="4"/>
+              <w:left w:val="single" w:color="C9D6E5" w:sz="4"/>
+              <w:bottom w:val="single" w:color="C9D6E5" w:sz="4"/>
+              <w:right w:val="single" w:color="C9D6E5" w:sz="4"/>
+            </w:tcBorders>
+            <w:tcMar>
+              <w:top w:type="dxa" w:w="60"/>
+              <w:left w:type="dxa" w:w="100"/>
+              <w:bottom w:type="dxa" w:w="60"/>
+              <w:right w:type="dxa" w:w="100"/>
+            </w:tcMar>
+            <w:vAlign w:val="center"/>
+          </w:tcPr>
+          <w:p>
+            <w:pPr>
+              <w:spacing w:after="0" w:before="0" w:line="300"/>
+              <w:jc w:val="left"/>
+            </w:pPr>
+            <w:r>
+              <w:rPr>
+                <w:rFonts w:ascii="맑은 고딕" w:cs="맑은 고딕" w:eastAsia="맑은 고딕" w:hAnsi="맑은 고딕"/>
+                <w:sz w:val="18"/>
+                <w:szCs w:val="18"/>
+              </w:rPr>
+              <w:t xml:space="preserve">있다 (DDISH_NM · CAL_INFO …)</w:t>
+            </w:r>
+          </w:p>
+        </w:tc>
+      </w:tr>
+      <w:tr>
+        <w:trPr>
+          <w:cantSplit/>
+          <w:trHeight w:val="420" w:hRule="atLeast"/>
+        </w:trPr>
+        <w:tc>
+          <w:tcPr>
+            <w:tcW w:type="dxa" w:w="2200"/>
+            <w:tcBorders>
+              <w:top w:val="single" w:color="C9D6E5" w:sz="4"/>
+              <w:left w:val="single" w:color="C9D6E5" w:sz="4"/>
+              <w:bottom w:val="single" w:color="C9D6E5" w:sz="4"/>
+              <w:right w:val="single" w:color="C9D6E5" w:sz="4"/>
+            </w:tcBorders>
+            <w:tcMar>
+              <w:top w:type="dxa" w:w="60"/>
+              <w:left w:type="dxa" w:w="100"/>
+              <w:bottom w:type="dxa" w:w="60"/>
+              <w:right w:type="dxa" w:w="100"/>
+            </w:tcMar>
+            <w:vAlign w:val="center"/>
+          </w:tcPr>
+          <w:p>
+            <w:pPr>
+              <w:spacing w:after="0" w:before="0" w:line="300"/>
+              <w:jc w:val="left"/>
+            </w:pPr>
+            <w:r>
+              <w:rPr>
+                <w:rFonts w:ascii="맑은 고딕" w:cs="맑은 고딕" w:eastAsia="맑은 고딕" w:hAnsi="맑은 고딕"/>
+                <w:sz w:val="18"/>
+                <w:szCs w:val="18"/>
+              </w:rPr>
+              <w:t xml:space="preserve">누구에게 편한가</w:t>
+            </w:r>
+          </w:p>
+        </w:tc>
+        <w:tc>
+          <w:tcPr>
+            <w:tcW w:type="dxa" w:w="3700"/>
+            <w:tcBorders>
+              <w:top w:val="single" w:color="C9D6E5" w:sz="4"/>
+              <w:left w:val="single" w:color="C9D6E5" w:sz="4"/>
+              <w:bottom w:val="single" w:color="C9D6E5" w:sz="4"/>
+              <w:right w:val="single" w:color="C9D6E5" w:sz="4"/>
+            </w:tcBorders>
+            <w:tcMar>
+              <w:top w:type="dxa" w:w="60"/>
+              <w:left w:type="dxa" w:w="100"/>
+              <w:bottom w:type="dxa" w:w="60"/>
+              <w:right w:type="dxa" w:w="100"/>
+            </w:tcMar>
+            <w:vAlign w:val="center"/>
+          </w:tcPr>
+          <w:p>
+            <w:pPr>
+              <w:spacing w:after="0" w:before="0" w:line="300"/>
+              <w:jc w:val="left"/>
+            </w:pPr>
+            <w:r>
+              <w:rPr>
+                <w:rFonts w:ascii="맑은 고딕" w:cs="맑은 고딕" w:eastAsia="맑은 고딕" w:hAnsi="맑은 고딕"/>
+                <w:sz w:val="18"/>
+                <w:szCs w:val="18"/>
+              </w:rPr>
+              <w:t xml:space="preserve">사람</w:t>
+            </w:r>
+          </w:p>
+        </w:tc>
+        <w:tc>
+          <w:tcPr>
+            <w:tcW w:type="dxa" w:w="3700"/>
+            <w:tcBorders>
+              <w:top w:val="single" w:color="C9D6E5" w:sz="4"/>
+              <w:left w:val="single" w:color="C9D6E5" w:sz="4"/>
+              <w:bottom w:val="single" w:color="C9D6E5" w:sz="4"/>
+              <w:right w:val="single" w:color="C9D6E5" w:sz="4"/>
+            </w:tcBorders>
+            <w:tcMar>
+              <w:top w:type="dxa" w:w="60"/>
+              <w:left w:type="dxa" w:w="100"/>
+              <w:bottom w:type="dxa" w:w="60"/>
+              <w:right w:type="dxa" w:w="100"/>
+            </w:tcMar>
+            <w:vAlign w:val="center"/>
+          </w:tcPr>
+          <w:p>
+            <w:pPr>
+              <w:spacing w:after="0" w:before="0" w:line="300"/>
+              <w:jc w:val="left"/>
+            </w:pPr>
+            <w:r>
+              <w:rPr>
+                <w:rFonts w:ascii="맑은 고딕" w:cs="맑은 고딕" w:eastAsia="맑은 고딕" w:hAnsi="맑은 고딕"/>
+                <w:sz w:val="18"/>
+                <w:szCs w:val="18"/>
+              </w:rPr>
+              <w:t xml:space="preserve">프로그램</w:t>
+            </w:r>
+          </w:p>
+        </w:tc>
+      </w:tr>
+    </w:tbl>
+    <w:p>
+      <w:pPr>
+        <w:spacing w:after="80" w:before="0"/>
+      </w:pPr>
+    </w:p>
+    <w:tbl>
+      <w:tblPr>
+        <w:tblW w:type="dxa" w:w="9600"/>
+        <w:tblBorders>
+          <w:top w:val="none" w:color="FFFFFF" w:sz="0"/>
+          <w:left w:val="none" w:color="FFFFFF" w:sz="0"/>
+          <w:bottom w:val="none" w:color="FFFFFF" w:sz="0"/>
+          <w:right w:val="none" w:color="FFFFFF" w:sz="0"/>
+          <w:insideH w:val="single" w:color="auto" w:sz="4"/>
+          <w:insideV w:val="single" w:color="auto" w:sz="4"/>
+        </w:tblBorders>
+      </w:tblPr>
+      <w:tblGrid>
+        <w:gridCol w:w="9600"/>
+      </w:tblGrid>
+      <w:tr>
+        <w:tc>
+          <w:tcPr>
+            <w:tcW w:type="dxa" w:w="9600"/>
+            <w:tcBorders>
+              <w:top w:val="none" w:color="FFFFFF" w:sz="0"/>
+              <w:left w:val="single" w:color="D9A441" w:sz="18"/>
+              <w:bottom w:val="none" w:color="FFFFFF" w:sz="0"/>
+              <w:right w:val="none" w:color="FFFFFF" w:sz="0"/>
+            </w:tcBorders>
+            <w:shd w:fill="FFF8E1" w:val="clear"/>
+            <w:tcMar>
+              <w:top w:type="dxa" w:w="110"/>
+              <w:left w:type="dxa" w:w="160"/>
+              <w:bottom w:type="dxa" w:w="110"/>
+              <w:right w:type="dxa" w:w="160"/>
+            </w:tcMar>
+          </w:tcPr>
+          <w:p>
+            <w:pPr>
+              <w:spacing w:after="40" w:before="0" w:line="300"/>
+              <w:jc w:val="left"/>
+            </w:pPr>
+            <w:r>
+              <w:rPr>
+                <w:rFonts w:ascii="맑은 고딕" w:cs="맑은 고딕" w:eastAsia="맑은 고딕" w:hAnsi="맑은 고딕"/>
+                <w:b/>
+                <w:bCs/>
+                <w:sz w:val="20"/>
+                <w:szCs w:val="20"/>
+              </w:rPr>
+              <w:t xml:space="preserve">★ 지도 포인트 — 이 탭을 왜 넣었나</w:t>
+            </w:r>
+          </w:p>
+          <w:p>
+            <w:pPr>
+              <w:spacing w:after="20" w:before="20" w:line="300"/>
+              <w:jc w:val="left"/>
+            </w:pPr>
+            <w:r>
+              <w:rPr>
+                <w:rFonts w:ascii="맑은 고딕" w:cs="맑은 고딕" w:eastAsia="맑은 고딕" w:hAnsi="맑은 고딕"/>
+                <w:sz w:val="19"/>
+                <w:szCs w:val="19"/>
+              </w:rPr>
+              <w:t xml:space="preserve">예전에는 학생이 「무엇을 배우는지 모르는 채로」 첫 요청부터 눌렀습니다.</w:t>
+            </w:r>
+          </w:p>
+          <w:p>
+            <w:pPr>
+              <w:spacing w:after="20" w:before="20" w:line="300"/>
+              <w:jc w:val="left"/>
+            </w:pPr>
+            <w:r>
+              <w:rPr>
+                <w:rFonts w:ascii="맑은 고딕" w:cs="맑은 고딕" w:eastAsia="맑은 고딕" w:hAnsi="맑은 고딕"/>
+                <w:sz w:val="19"/>
+                <w:szCs w:val="19"/>
+              </w:rPr>
+              <w:t xml:space="preserve">급식실 창구 비유를 쓰는 까닭 — 본 실습이 급식 API 라서, 비유와 실습이 같은 소재입니다.</w:t>
+            </w:r>
+          </w:p>
+          <w:p>
+            <w:pPr>
+              <w:spacing w:after="20" w:before="40" w:line="300"/>
+              <w:jc w:val="left"/>
+            </w:pPr>
+            <w:r>
+              <w:rPr>
+                <w:rFonts w:ascii="맑은 고딕" w:cs="맑은 고딕" w:eastAsia="맑은 고딕" w:hAnsi="맑은 고딕"/>
+                <w:b/>
+                <w:bCs/>
+                <w:sz w:val="19"/>
+                <w:szCs w:val="19"/>
+              </w:rPr>
+              <w:t xml:space="preserve">⚠ 「API 는 꾸밈 없는 쪽이라 더 좋다」로 오해하지 않게 하세요. </w:t>
+            </w:r>
+            <w:r>
+              <w:rPr>
+                <w:rFonts w:ascii="맑은 고딕" w:cs="맑은 고딕" w:eastAsia="맑은 고딕" w:hAnsi="맑은 고딕"/>
+                <w:sz w:val="19"/>
+                <w:szCs w:val="19"/>
+              </w:rPr>
+              <w:t xml:space="preserve">용도가 다를 뿐이고, 실제 서비스는 사람용 화면과 API 를 둘 다 만듭니다.</w:t>
+            </w:r>
+          </w:p>
+          <w:p>
+            <w:pPr>
+              <w:spacing w:after="20" w:before="20" w:line="300"/>
+              <w:jc w:val="left"/>
+            </w:pPr>
+            <w:r>
+              <w:rPr>
+                <w:rFonts w:ascii="맑은 고딕" w:cs="맑은 고딕" w:eastAsia="맑은 고딕" w:hAnsi="맑은 고딕"/>
+                <w:sz w:val="19"/>
+                <w:szCs w:val="19"/>
+              </w:rPr>
+              <w:t xml:space="preserve">채점하지 않는 탭입니다. 5분 안에 훑고 넘어가세요.</w:t>
             </w:r>
           </w:p>
         </w:tc>

--- a/docs/API실습_교사용.docx
+++ b/docs/API실습_교사용.docx
@@ -245,7 +245,21 @@
                 <w:sz w:val="19"/>
                 <w:szCs w:val="19"/>
               </w:rPr>
-              <w:t xml:space="preserve">학교 방화벽이 open.neis.go.kr 을 막으면 활동 6~9 가 통째로 멈춥니다. (활동 1~5 는 그대로 됩니다)</w:t>
+              <w:t xml:space="preserve">학교 방화벽이 open.neis.go.kr 을 막으면 활동 6~9 가 통째로 멈춥니다.</w:t>
+            </w:r>
+          </w:p>
+          <w:p>
+            <w:pPr>
+              <w:spacing w:after="20" w:before="20" w:line="300"/>
+              <w:jc w:val="left"/>
+            </w:pPr>
+            <w:r>
+              <w:rPr>
+                <w:rFonts w:ascii="맑은 고딕" w:cs="맑은 고딕" w:eastAsia="맑은 고딕" w:hAnsi="맑은 고딕"/>
+                <w:sz w:val="19"/>
+                <w:szCs w:val="19"/>
+              </w:rPr>
+              <w:t xml:space="preserve">⚠ 활동 3 의 ④번(Type json↔xml 비교)도 나이스를 부르므로 함께 막힙니다. 활동 1·2·4·5 는 그대로 됩니다.</w:t>
             </w:r>
           </w:p>
           <w:p>
@@ -668,6 +682,7 @@
     </w:tbl>
     <w:p>
       <w:pPr>
+        <w:keepNext/>
         <w:spacing w:after="60" w:before="160"/>
       </w:pPr>
       <w:r>
@@ -1148,7 +1163,7 @@
                 <w:sz w:val="18"/>
                 <w:szCs w:val="18"/>
               </w:rPr>
-              <w:t xml:space="preserve">15분</w:t>
+              <w:t xml:space="preserve">17분</w:t>
             </w:r>
           </w:p>
         </w:tc>
@@ -1492,6 +1507,7 @@
     </w:tbl>
     <w:p>
       <w:pPr>
+        <w:keepNext/>
         <w:spacing w:after="60" w:before="160"/>
       </w:pPr>
       <w:r>
@@ -2401,6 +2417,7 @@
     </w:tbl>
     <w:p>
       <w:pPr>
+        <w:keepNext/>
         <w:spacing w:after="60" w:before="160"/>
       </w:pPr>
       <w:r>
@@ -2827,6 +2844,7 @@
     </w:p>
     <w:p>
       <w:pPr>
+        <w:keepNext/>
         <w:spacing w:after="60" w:before="160"/>
       </w:pPr>
       <w:r>
@@ -3147,7 +3165,7 @@
                 <w:sz w:val="18"/>
                 <w:szCs w:val="18"/>
               </w:rPr>
-              <w:t xml:space="preserve">가장 많다 · 파일 6.0MB</w:t>
+              <w:t xml:space="preserve">가장 많다 · 파일 8.2MB</w:t>
             </w:r>
           </w:p>
         </w:tc>
@@ -3281,7 +3299,7 @@
                 <w:sz w:val="18"/>
                 <w:szCs w:val="18"/>
               </w:rPr>
-              <w:t xml:space="preserve">파일 5.0MB</w:t>
+              <w:t xml:space="preserve">파일 6.6MB</w:t>
             </w:r>
           </w:p>
         </w:tc>
@@ -3683,7 +3701,7 @@
                 <w:sz w:val="18"/>
                 <w:szCs w:val="18"/>
               </w:rPr>
-              <w:t xml:space="preserve">앱의 기본값 (자료가 작다)</w:t>
+              <w:t xml:space="preserve">앱의 기본값 (1.4MB)</w:t>
             </w:r>
           </w:p>
         </w:tc>
@@ -3817,7 +3835,7 @@
                 <w:sz w:val="18"/>
                 <w:szCs w:val="18"/>
               </w:rPr>
-              <w:t xml:space="preserve"/>
+              <w:t xml:space="preserve">가장 작다 (1.3MB)</w:t>
             </w:r>
           </w:p>
         </w:tc>
@@ -4131,7 +4149,7 @@
                 <w:sz w:val="19"/>
                 <w:szCs w:val="19"/>
               </w:rPr>
-              <w:t xml:space="preserve">파일이 1.1~6.0MB 입니다. 한 반 30명이 동시에 받으면 학교망이 느려집니다.</w:t>
+              <w:t xml:space="preserve">파일이 1.3MB(기술·가정·실과)~8.2MB(사회) 입니다. 한 반 30명이 동시에 받으면 학교망이 느려집니다.</w:t>
             </w:r>
           </w:p>
           <w:p>
@@ -4153,6 +4171,7 @@
     </w:tbl>
     <w:p>
       <w:pPr>
+        <w:keepNext/>
         <w:spacing w:after="60" w:before="160"/>
       </w:pPr>
       <w:r>
@@ -4384,6 +4403,7 @@
     </w:p>
     <w:p>
       <w:pPr>
+        <w:keepNext/>
         <w:spacing w:after="60" w:before="160"/>
       </w:pPr>
       <w:r>
@@ -5444,6 +5464,7 @@
     </w:p>
     <w:p>
       <w:pPr>
+        <w:keepNext/>
         <w:spacing w:after="60" w:before="160"/>
       </w:pPr>
       <w:r>
@@ -6023,6 +6044,7 @@
     </w:tbl>
     <w:p>
       <w:pPr>
+        <w:keepNext/>
         <w:spacing w:after="60" w:before="160"/>
       </w:pPr>
       <w:r>
@@ -6359,6 +6381,7 @@
     </w:p>
     <w:p>
       <w:pPr>
+        <w:keepNext/>
         <w:spacing w:after="60" w:before="160"/>
       </w:pPr>
       <w:r>
@@ -6753,6 +6776,7 @@
     </w:p>
     <w:p>
       <w:pPr>
+        <w:keepNext/>
         <w:spacing w:after="60" w:before="160"/>
       </w:pPr>
       <w:r>
@@ -6823,7 +6847,7 @@
                 <w:sz w:val="18"/>
                 <w:szCs w:val="18"/>
               </w:rPr>
-              <w:t xml:space="preserve">const 응답  = await  fetch (주소);        // 요청을 보낸다</w:t>
+              <w:t xml:space="preserve">const 응답  = await fetch(주소);        // 요청을 보낸다</w:t>
             </w:r>
           </w:p>
           <w:p>
@@ -6836,7 +6860,7 @@
                 <w:sz w:val="18"/>
                 <w:szCs w:val="18"/>
               </w:rPr>
-              <w:t xml:space="preserve">const 데이터 = await 응답. json ();       // 받은 글을 JSON 으로 푼다</w:t>
+              <w:t xml:space="preserve">const 데이터 = await 응답.json();       // 받은 글을 JSON 으로 푼다</w:t>
             </w:r>
           </w:p>
           <w:p>
@@ -6875,7 +6899,7 @@
                 <w:sz w:val="18"/>
                 <w:szCs w:val="18"/>
               </w:rPr>
-              <w:t xml:space="preserve">응답   = requests. get (주소, params=값)   # 자료를 읽기만 할 때는 GET</w:t>
+              <w:t xml:space="preserve">응답   = requests.get(주소, params=값)   # 자료를 읽기만 할 때는 GET</w:t>
             </w:r>
           </w:p>
           <w:p>
@@ -6888,7 +6912,7 @@
                 <w:sz w:val="18"/>
                 <w:szCs w:val="18"/>
               </w:rPr>
-              <w:t xml:space="preserve">데이터 = 응답. json ()                     # 딕셔너리로 푼다</w:t>
+              <w:t xml:space="preserve">데이터 = 응답.json()                     # 딕셔너리로 푼다</w:t>
             </w:r>
           </w:p>
         </w:tc>
@@ -6910,6 +6934,7 @@
     </w:p>
     <w:p>
       <w:pPr>
+        <w:keepNext/>
         <w:spacing w:after="60" w:before="160"/>
       </w:pPr>
       <w:r>
@@ -7420,7 +7445,7 @@
                 <w:sz w:val="18"/>
                 <w:szCs w:val="18"/>
               </w:rPr>
-              <w:t xml:space="preserve">const 첫줄 = 데이터.mealServiceDietInfo[ 1 ].row[0];</w:t>
+              <w:t xml:space="preserve">const 첫줄 = 데이터.mealServiceDietInfo[1].row[0];</w:t>
             </w:r>
           </w:p>
           <w:p>
@@ -7433,7 +7458,7 @@
                 <w:sz w:val="18"/>
                 <w:szCs w:val="18"/>
               </w:rPr>
-              <w:t xml:space="preserve">const 식단 = 첫줄. DDISH_NM ;</w:t>
+              <w:t xml:space="preserve">const 식단 = 첫줄.DDISH_NM;</w:t>
             </w:r>
           </w:p>
           <w:p>
@@ -7485,6 +7510,7 @@
     </w:p>
     <w:p>
       <w:pPr>
+        <w:keepNext/>
         <w:spacing w:after="60" w:before="160"/>
       </w:pPr>
       <w:r>
@@ -7692,7 +7718,7 @@
                 <w:sz w:val="18"/>
                 <w:szCs w:val="18"/>
               </w:rPr>
-              <w:t xml:space="preserve">  + '&amp;SCHUL_NM=' + encodeURIComponent (학교);</w:t>
+              <w:t xml:space="preserve">  + '&amp;SCHUL_NM=' + encodeURIComponent(학교);</w:t>
             </w:r>
           </w:p>
         </w:tc>
@@ -7700,6 +7726,7 @@
     </w:tbl>
     <w:p>
       <w:pPr>
+        <w:keepNext/>
         <w:spacing w:after="60" w:before="160"/>
       </w:pPr>
       <w:r>
@@ -8536,6 +8563,7 @@
     </w:p>
     <w:p>
       <w:pPr>
+        <w:keepNext/>
         <w:spacing w:after="60" w:before="160"/>
       </w:pPr>
       <w:r>
@@ -8986,6 +9014,7 @@
     </w:tbl>
     <w:p>
       <w:pPr>
+        <w:keepNext/>
         <w:spacing w:after="60" w:before="160"/>
       </w:pPr>
       <w:r>
@@ -9561,6 +9590,140 @@
                 <w:szCs w:val="18"/>
               </w:rPr>
               <w:t xml:space="preserve">대두(콩), 밀</w:t>
+            </w:r>
+          </w:p>
+        </w:tc>
+      </w:tr>
+      <w:tr>
+        <w:trPr>
+          <w:cantSplit/>
+          <w:trHeight w:val="420" w:hRule="atLeast"/>
+        </w:trPr>
+        <w:tc>
+          <w:tcPr>
+            <w:tcW w:type="dxa" w:w="700"/>
+            <w:tcBorders>
+              <w:top w:val="single" w:color="C9D6E5" w:sz="4"/>
+              <w:left w:val="single" w:color="C9D6E5" w:sz="4"/>
+              <w:bottom w:val="single" w:color="C9D6E5" w:sz="4"/>
+              <w:right w:val="single" w:color="C9D6E5" w:sz="4"/>
+            </w:tcBorders>
+            <w:tcMar>
+              <w:top w:type="dxa" w:w="60"/>
+              <w:left w:type="dxa" w:w="100"/>
+              <w:bottom w:type="dxa" w:w="60"/>
+              <w:right w:type="dxa" w:w="100"/>
+            </w:tcMar>
+            <w:vAlign w:val="center"/>
+          </w:tcPr>
+          <w:p>
+            <w:pPr>
+              <w:spacing w:after="0" w:before="0" w:line="300"/>
+              <w:jc w:val="left"/>
+            </w:pPr>
+            <w:r>
+              <w:rPr>
+                <w:rFonts w:ascii="맑은 고딕" w:cs="맑은 고딕" w:eastAsia="맑은 고딕" w:hAnsi="맑은 고딕"/>
+                <w:sz w:val="18"/>
+                <w:szCs w:val="18"/>
+              </w:rPr>
+              <w:t xml:space="preserve">3</w:t>
+            </w:r>
+          </w:p>
+        </w:tc>
+        <w:tc>
+          <w:tcPr>
+            <w:tcW w:type="dxa" w:w="3300"/>
+            <w:tcBorders>
+              <w:top w:val="single" w:color="C9D6E5" w:sz="4"/>
+              <w:left w:val="single" w:color="C9D6E5" w:sz="4"/>
+              <w:bottom w:val="single" w:color="C9D6E5" w:sz="4"/>
+              <w:right w:val="single" w:color="C9D6E5" w:sz="4"/>
+            </w:tcBorders>
+            <w:tcMar>
+              <w:top w:type="dxa" w:w="60"/>
+              <w:left w:type="dxa" w:w="100"/>
+              <w:bottom w:type="dxa" w:w="60"/>
+              <w:right w:type="dxa" w:w="100"/>
+            </w:tcMar>
+            <w:vAlign w:val="center"/>
+          </w:tcPr>
+          <w:p>
+            <w:pPr>
+              <w:spacing w:after="0" w:before="0" w:line="300"/>
+              <w:jc w:val="left"/>
+            </w:pPr>
+            <w:r>
+              <w:rPr>
+                <w:rFonts w:ascii="맑은 고딕" w:cs="맑은 고딕" w:eastAsia="맑은 고딕" w:hAnsi="맑은 고딕"/>
+                <w:sz w:val="18"/>
+                <w:szCs w:val="18"/>
+              </w:rPr>
+              <w:t xml:space="preserve">연두부/양념장-고</w:t>
+            </w:r>
+          </w:p>
+        </w:tc>
+        <w:tc>
+          <w:tcPr>
+            <w:tcW w:type="dxa" w:w="2000"/>
+            <w:tcBorders>
+              <w:top w:val="single" w:color="C9D6E5" w:sz="4"/>
+              <w:left w:val="single" w:color="C9D6E5" w:sz="4"/>
+              <w:bottom w:val="single" w:color="C9D6E5" w:sz="4"/>
+              <w:right w:val="single" w:color="C9D6E5" w:sz="4"/>
+            </w:tcBorders>
+            <w:tcMar>
+              <w:top w:type="dxa" w:w="60"/>
+              <w:left w:type="dxa" w:w="100"/>
+              <w:bottom w:type="dxa" w:w="60"/>
+              <w:right w:type="dxa" w:w="100"/>
+            </w:tcMar>
+            <w:vAlign w:val="center"/>
+          </w:tcPr>
+          <w:p>
+            <w:pPr>
+              <w:spacing w:after="0" w:before="0" w:line="300"/>
+              <w:jc w:val="left"/>
+            </w:pPr>
+            <w:r>
+              <w:rPr>
+                <w:rFonts w:ascii="맑은 고딕" w:cs="맑은 고딕" w:eastAsia="맑은 고딕" w:hAnsi="맑은 고딕"/>
+                <w:sz w:val="18"/>
+                <w:szCs w:val="18"/>
+              </w:rPr>
+              <w:t xml:space="preserve">5.6.13</w:t>
+            </w:r>
+          </w:p>
+        </w:tc>
+        <w:tc>
+          <w:tcPr>
+            <w:tcW w:type="dxa" w:w="3600"/>
+            <w:tcBorders>
+              <w:top w:val="single" w:color="C9D6E5" w:sz="4"/>
+              <w:left w:val="single" w:color="C9D6E5" w:sz="4"/>
+              <w:bottom w:val="single" w:color="C9D6E5" w:sz="4"/>
+              <w:right w:val="single" w:color="C9D6E5" w:sz="4"/>
+            </w:tcBorders>
+            <w:tcMar>
+              <w:top w:type="dxa" w:w="60"/>
+              <w:left w:type="dxa" w:w="100"/>
+              <w:bottom w:type="dxa" w:w="60"/>
+              <w:right w:type="dxa" w:w="100"/>
+            </w:tcMar>
+            <w:vAlign w:val="center"/>
+          </w:tcPr>
+          <w:p>
+            <w:pPr>
+              <w:spacing w:after="0" w:before="0" w:line="300"/>
+              <w:jc w:val="left"/>
+            </w:pPr>
+            <w:r>
+              <w:rPr>
+                <w:rFonts w:ascii="맑은 고딕" w:cs="맑은 고딕" w:eastAsia="맑은 고딕" w:hAnsi="맑은 고딕"/>
+                <w:sz w:val="18"/>
+                <w:szCs w:val="18"/>
+              </w:rPr>
+              <w:t xml:space="preserve">대두(콩), 밀, 아황산류</w:t>
             </w:r>
           </w:p>
         </w:tc>
@@ -9637,6 +9800,7 @@
     </w:p>
     <w:p>
       <w:pPr>
+        <w:keepNext/>
         <w:spacing w:after="60" w:before="160"/>
       </w:pPr>
       <w:r>
@@ -10666,7 +10830,7 @@
                 <w:sz w:val="18"/>
                 <w:szCs w:val="18"/>
               </w:rPr>
-              <w:t xml:space="preserve">활동 6 날짜 실험 · 5건 제한</w:t>
+              <w:t xml:space="preserve">활동 6(5건 제한) · 활동 7(날짜 실험) · CORS</w:t>
             </w:r>
           </w:p>
         </w:tc>
@@ -10776,6 +10940,7 @@
     </w:tbl>
     <w:p>
       <w:pPr>
+        <w:keepNext/>
         <w:spacing w:after="60" w:before="160"/>
       </w:pPr>
       <w:r>
@@ -11480,7 +11645,7 @@
                 <w:sz w:val="19"/>
                 <w:szCs w:val="19"/>
               </w:rPr>
-              <w:t xml:space="preserve">이 앱이 부르는 API 의 자료는 각 제공처의 것입니다 — 나이스(교육부), Open-Meteo, 한국어 위키백과(CC BY-SA 4.0), Dog CEO.</w:t>
+              <w:t xml:space="preserve">이 앱이 부르는 API 의 자료는 각 제공처의 것입니다 — 나이스(교육부), 에듀넷(KERIS), Open-Meteo, 한국어 위키백과(CC BY-SA 4.0), Dog CEO.</w:t>
             </w:r>
           </w:p>
           <w:p>
